--- a/Exc4/ADR.docx
+++ b/Exc4/ADR.docx
@@ -32,41 +32,7 @@
           <w:rFonts w:ascii="Segoe UI" w:hAnsi="Segoe UI" w:cs="Segoe UI"/>
           <w:color w:val="404040"/>
         </w:rPr>
-        <w:t xml:space="preserve">Подача заявки на </w:t>
-      </w:r>
-      <w:r>
-        <w:rPr>
-          <w:rStyle w:val="a7"/>
-          <w:rFonts w:ascii="Segoe UI" w:hAnsi="Segoe UI" w:cs="Segoe UI"/>
-          <w:color w:val="404040"/>
-          <w:lang w:val="ru-RU"/>
-        </w:rPr>
-        <w:t xml:space="preserve">открытие </w:t>
-      </w:r>
-      <w:r>
-        <w:rPr>
-          <w:rStyle w:val="a7"/>
-          <w:rFonts w:ascii="Segoe UI" w:hAnsi="Segoe UI" w:cs="Segoe UI"/>
-          <w:color w:val="404040"/>
-        </w:rPr>
-        <w:t>депозит</w:t>
-      </w:r>
-      <w:r>
-        <w:rPr>
-          <w:rStyle w:val="a7"/>
-          <w:rFonts w:ascii="Segoe UI" w:hAnsi="Segoe UI" w:cs="Segoe UI"/>
-          <w:color w:val="404040"/>
-          <w:lang w:val="ru-RU"/>
-        </w:rPr>
-        <w:t>а</w:t>
-      </w:r>
-      <w:r>
-        <w:rPr>
-          <w:rStyle w:val="a7"/>
-          <w:rFonts w:ascii="Segoe UI" w:hAnsi="Segoe UI" w:cs="Segoe UI"/>
-          <w:color w:val="404040"/>
-        </w:rPr>
-        <w:t xml:space="preserve"> через интернет-банк</w:t>
+        <w:t>Передача ставок в кол-центр</w:t>
       </w:r>
     </w:p>
     <w:p>
@@ -318,111 +284,33 @@
         </w:trPr>
         <w:tc>
           <w:tcPr>
-            <w:tcW w:w="841" w:type="dxa"/>
-            <w:tcBorders>
-              <w:top w:val="single" w:sz="8" w:space="0" w:color="000000"/>
-              <w:left w:val="single" w:sz="8" w:space="0" w:color="000000"/>
-              <w:bottom w:val="single" w:sz="8" w:space="0" w:color="000000"/>
-              <w:right w:val="single" w:sz="8" w:space="0" w:color="000000"/>
-            </w:tcBorders>
-            <w:tcMar>
-              <w:top w:w="100" w:type="dxa"/>
-              <w:left w:w="100" w:type="dxa"/>
-              <w:bottom w:w="100" w:type="dxa"/>
-              <w:right w:w="100" w:type="dxa"/>
-            </w:tcMar>
-          </w:tcPr>
-          <w:p>
-            <w:pPr>
-              <w:rPr>
-                <w:lang w:val="en-US"/>
-              </w:rPr>
-            </w:pPr>
-            <w:r>
-              <w:rPr>
-                <w:lang w:val="en-US"/>
-              </w:rPr>
-              <w:t>UC1</w:t>
-            </w:r>
-          </w:p>
-        </w:tc>
-        <w:tc>
-          <w:tcPr>
-            <w:tcW w:w="2295" w:type="dxa"/>
-            <w:tcBorders>
-              <w:top w:val="single" w:sz="8" w:space="0" w:color="000000"/>
-              <w:left w:val="single" w:sz="8" w:space="0" w:color="000000"/>
-              <w:bottom w:val="single" w:sz="8" w:space="0" w:color="000000"/>
-              <w:right w:val="single" w:sz="8" w:space="0" w:color="000000"/>
-            </w:tcBorders>
-            <w:tcMar>
-              <w:top w:w="100" w:type="dxa"/>
-              <w:left w:w="100" w:type="dxa"/>
-              <w:bottom w:w="100" w:type="dxa"/>
-              <w:right w:w="100" w:type="dxa"/>
-            </w:tcMar>
-          </w:tcPr>
-          <w:p>
-            <w:pPr>
-              <w:rPr>
-                <w:lang w:val="ru-RU"/>
-              </w:rPr>
-            </w:pPr>
-            <w:r>
-              <w:rPr>
-                <w:color w:val="404040"/>
-              </w:rPr>
-              <w:t>Интернет-банк, Сервис ставок</w:t>
-            </w:r>
-          </w:p>
-        </w:tc>
-        <w:tc>
-          <w:tcPr>
-            <w:tcW w:w="1957" w:type="dxa"/>
-            <w:tcBorders>
-              <w:top w:val="single" w:sz="8" w:space="0" w:color="000000"/>
-              <w:left w:val="single" w:sz="8" w:space="0" w:color="000000"/>
-              <w:bottom w:val="single" w:sz="8" w:space="0" w:color="000000"/>
-              <w:right w:val="single" w:sz="8" w:space="0" w:color="000000"/>
-            </w:tcBorders>
-            <w:tcMar>
-              <w:top w:w="100" w:type="dxa"/>
-              <w:left w:w="100" w:type="dxa"/>
-              <w:bottom w:w="100" w:type="dxa"/>
-              <w:right w:w="100" w:type="dxa"/>
-            </w:tcMar>
-          </w:tcPr>
-          <w:p>
-            <w:r>
-              <w:rPr>
-                <w:color w:val="404040"/>
-              </w:rPr>
-              <w:t>Отображение списка депозитов</w:t>
-            </w:r>
-          </w:p>
-        </w:tc>
-        <w:tc>
-          <w:tcPr>
-            <w:tcW w:w="4678" w:type="dxa"/>
-            <w:tcBorders>
-              <w:top w:val="single" w:sz="8" w:space="0" w:color="000000"/>
-              <w:left w:val="single" w:sz="8" w:space="0" w:color="000000"/>
-              <w:bottom w:val="single" w:sz="8" w:space="0" w:color="000000"/>
-              <w:right w:val="single" w:sz="8" w:space="0" w:color="000000"/>
-            </w:tcBorders>
-            <w:tcMar>
-              <w:top w:w="100" w:type="dxa"/>
-              <w:left w:w="100" w:type="dxa"/>
-              <w:bottom w:w="100" w:type="dxa"/>
-              <w:right w:w="100" w:type="dxa"/>
-            </w:tcMar>
-          </w:tcPr>
-          <w:p>
-            <w:r>
-              <w:rPr>
-                <w:color w:val="404040"/>
-              </w:rPr>
-              <w:t>Интернет-банк запрашивает актуальные ставки по депозитам у Сервиса ставок и отображает их клиенту.</w:t>
+            <w:tcW w:w="9771" w:type="dxa"/>
+            <w:gridSpan w:val="4"/>
+            <w:tcBorders>
+              <w:top w:val="single" w:sz="8" w:space="0" w:color="000000"/>
+              <w:left w:val="single" w:sz="8" w:space="0" w:color="000000"/>
+              <w:bottom w:val="single" w:sz="8" w:space="0" w:color="000000"/>
+              <w:right w:val="single" w:sz="8" w:space="0" w:color="000000"/>
+            </w:tcBorders>
+            <w:tcMar>
+              <w:top w:w="100" w:type="dxa"/>
+              <w:left w:w="100" w:type="dxa"/>
+              <w:bottom w:w="100" w:type="dxa"/>
+              <w:right w:w="100" w:type="dxa"/>
+            </w:tcMar>
+          </w:tcPr>
+          <w:p>
+            <w:pPr>
+              <w:jc w:val="center"/>
+              <w:rPr>
+                <w:color w:val="404040"/>
+              </w:rPr>
+            </w:pPr>
+            <w:r>
+              <w:rPr>
+                <w:color w:val="404040"/>
+              </w:rPr>
+              <w:t>Предоставление актуальных ставок кол-центру</w:t>
             </w:r>
           </w:p>
         </w:tc>
@@ -457,7 +345,7 @@
               <w:rPr>
                 <w:lang w:val="en-US"/>
               </w:rPr>
-              <w:t>UC2</w:t>
+              <w:t>UC1</w:t>
             </w:r>
           </w:p>
         </w:tc>
@@ -478,11 +366,16 @@
             </w:tcMar>
           </w:tcPr>
           <w:p>
-            <w:r>
-              <w:rPr>
-                <w:color w:val="404040"/>
-              </w:rPr>
-              <w:t>Клиент, Интернет-банк</w:t>
+            <w:pPr>
+              <w:rPr>
+                <w:lang w:val="ru-RU"/>
+              </w:rPr>
+            </w:pPr>
+            <w:r>
+              <w:rPr>
+                <w:color w:val="404040"/>
+              </w:rPr>
+              <w:t>Сотрудник кол-центра, Система кол-центра</w:t>
             </w:r>
           </w:p>
         </w:tc>
@@ -503,16 +396,11 @@
             </w:tcMar>
           </w:tcPr>
           <w:p>
-            <w:pPr>
-              <w:rPr>
-                <w:color w:val="404040"/>
-              </w:rPr>
-            </w:pPr>
-            <w:r>
-              <w:rPr>
-                <w:color w:val="404040"/>
-              </w:rPr>
-              <w:t>Заполнение формы заявки</w:t>
+            <w:r>
+              <w:rPr>
+                <w:color w:val="404040"/>
+              </w:rPr>
+              <w:t>Запрос актуальных ставок</w:t>
             </w:r>
           </w:p>
         </w:tc>
@@ -537,7 +425,7 @@
               <w:rPr>
                 <w:color w:val="404040"/>
               </w:rPr>
-              <w:t>Клиент выбирает депозит, указывает счёт и сумму.</w:t>
+              <w:t>Сотрудник кол-центра запрашивает актуальные ставки через интерфейс системы кол-центра.</w:t>
             </w:r>
           </w:p>
         </w:tc>
@@ -572,7 +460,7 @@
               <w:rPr>
                 <w:lang w:val="en-US"/>
               </w:rPr>
-              <w:t>UC3</w:t>
+              <w:t>UC2</w:t>
             </w:r>
           </w:p>
         </w:tc>
@@ -593,22 +481,11 @@
             </w:tcMar>
           </w:tcPr>
           <w:p>
-            <w:pPr>
-              <w:rPr>
-                <w:lang w:val="ru-RU"/>
-              </w:rPr>
-            </w:pPr>
-            <w:r>
-              <w:rPr>
-                <w:color w:val="404040"/>
-              </w:rPr>
-              <w:t>Интернет-банк, Сервис заявок на депозиты</w:t>
-            </w:r>
-            <w:r>
-              <w:rPr>
-                <w:color w:val="404040"/>
-              </w:rPr>
-              <w:t xml:space="preserve"> </w:t>
+            <w:r>
+              <w:rPr>
+                <w:color w:val="404040"/>
+              </w:rPr>
+              <w:t>Система кол-центра, Сервис ставок</w:t>
             </w:r>
           </w:p>
         </w:tc>
@@ -632,14 +509,13 @@
             <w:pPr>
               <w:rPr>
                 <w:color w:val="404040"/>
-                <w:lang w:val="ru-RU"/>
-              </w:rPr>
-            </w:pPr>
-            <w:r>
-              <w:rPr>
-                <w:color w:val="404040"/>
-              </w:rPr>
-              <w:t>Передача данных в сервис заявок</w:t>
+              </w:rPr>
+            </w:pPr>
+            <w:r>
+              <w:rPr>
+                <w:color w:val="404040"/>
+              </w:rPr>
+              <w:t>Передача запроса в сервис ставок</w:t>
             </w:r>
           </w:p>
         </w:tc>
@@ -664,7 +540,7 @@
               <w:rPr>
                 <w:color w:val="404040"/>
               </w:rPr>
-              <w:t>Интернет-банк передаёт данные заявки в Сервис заявок на депозиты.</w:t>
+              <w:t>Система кол-центра отправляет запрос в сервис ставок через API.</w:t>
             </w:r>
           </w:p>
         </w:tc>
@@ -699,7 +575,7 @@
               <w:rPr>
                 <w:lang w:val="en-US"/>
               </w:rPr>
-              <w:t>UC4</w:t>
+              <w:t>UC3</w:t>
             </w:r>
           </w:p>
         </w:tc>
@@ -720,11 +596,16 @@
             </w:tcMar>
           </w:tcPr>
           <w:p>
-            <w:r>
-              <w:rPr>
-                <w:color w:val="404040"/>
-              </w:rPr>
-              <w:t>Сервис заявок на депозиты</w:t>
+            <w:pPr>
+              <w:rPr>
+                <w:lang w:val="ru-RU"/>
+              </w:rPr>
+            </w:pPr>
+            <w:r>
+              <w:rPr>
+                <w:color w:val="404040"/>
+              </w:rPr>
+              <w:t>Сервис ставок, Система кол-центра</w:t>
             </w:r>
           </w:p>
         </w:tc>
@@ -748,13 +629,14 @@
             <w:pPr>
               <w:rPr>
                 <w:color w:val="404040"/>
-              </w:rPr>
-            </w:pPr>
-            <w:r>
-              <w:rPr>
-                <w:color w:val="404040"/>
-              </w:rPr>
-              <w:t>Валидация данных</w:t>
+                <w:lang w:val="ru-RU"/>
+              </w:rPr>
+            </w:pPr>
+            <w:r>
+              <w:rPr>
+                <w:color w:val="404040"/>
+              </w:rPr>
+              <w:t>Получение актуальных ставок</w:t>
             </w:r>
           </w:p>
         </w:tc>
@@ -779,7 +661,7 @@
               <w:rPr>
                 <w:color w:val="404040"/>
               </w:rPr>
-              <w:t>Сервис проверяет корректность данных (например, наличие средств на счёте).</w:t>
+              <w:t>Сервис ставок возвращает актуальные ставки в систему кол-центра.</w:t>
             </w:r>
           </w:p>
         </w:tc>
@@ -814,7 +696,7 @@
               <w:rPr>
                 <w:lang w:val="en-US"/>
               </w:rPr>
-              <w:t>UC5</w:t>
+              <w:t>UC4</w:t>
             </w:r>
           </w:p>
         </w:tc>
@@ -839,7 +721,7 @@
               <w:rPr>
                 <w:color w:val="404040"/>
               </w:rPr>
-              <w:t>Сервис заявок на депозиты, АБС</w:t>
+              <w:t>Система кол-центра, Сотрудник кол-центра</w:t>
             </w:r>
           </w:p>
         </w:tc>
@@ -869,7 +751,7 @@
               <w:rPr>
                 <w:color w:val="404040"/>
               </w:rPr>
-              <w:t>Передача заявки в АБС</w:t>
+              <w:t>Отображение ставок</w:t>
             </w:r>
           </w:p>
         </w:tc>
@@ -894,7 +776,7 @@
               <w:rPr>
                 <w:color w:val="404040"/>
               </w:rPr>
-              <w:t>Сервис передаёт заявку в АБС для дальнейшей обработки.</w:t>
+              <w:t>Система кол-центра отображает актуальные ставки сотруднику.</w:t>
             </w:r>
           </w:p>
         </w:tc>
@@ -929,7 +811,7 @@
               <w:rPr>
                 <w:lang w:val="en-US"/>
               </w:rPr>
-              <w:t>UC6</w:t>
+              <w:t>UC5</w:t>
             </w:r>
           </w:p>
         </w:tc>
@@ -954,7 +836,7 @@
               <w:rPr>
                 <w:color w:val="404040"/>
               </w:rPr>
-              <w:t>Клиент, Сервис уведомлений</w:t>
+              <w:t>Сотрудник кол-центра, Клиент</w:t>
             </w:r>
           </w:p>
         </w:tc>
@@ -984,7 +866,7 @@
               <w:rPr>
                 <w:color w:val="404040"/>
               </w:rPr>
-              <w:t>Подтверждение заявки СМС-кодом</w:t>
+              <w:t>Консультация клиента</w:t>
             </w:r>
           </w:p>
         </w:tc>
@@ -1009,7 +891,7 @@
               <w:rPr>
                 <w:color w:val="404040"/>
               </w:rPr>
-              <w:t>Клиент получает СМС-код для подтверждения заявки и вводит его в интернет-банке.</w:t>
+              <w:t>Сотрудник кол-центра консультирует клиента по актуальным ставкам.</w:t>
             </w:r>
           </w:p>
         </w:tc>
@@ -1020,139 +902,27 @@
         </w:trPr>
         <w:tc>
           <w:tcPr>
-            <w:tcW w:w="841" w:type="dxa"/>
-            <w:tcBorders>
-              <w:top w:val="single" w:sz="8" w:space="0" w:color="000000"/>
-              <w:left w:val="single" w:sz="8" w:space="0" w:color="000000"/>
-              <w:bottom w:val="single" w:sz="8" w:space="0" w:color="000000"/>
-              <w:right w:val="single" w:sz="8" w:space="0" w:color="000000"/>
-            </w:tcBorders>
-            <w:tcMar>
-              <w:top w:w="100" w:type="dxa"/>
-              <w:left w:w="100" w:type="dxa"/>
-              <w:bottom w:w="100" w:type="dxa"/>
-              <w:right w:w="100" w:type="dxa"/>
-            </w:tcMar>
-          </w:tcPr>
-          <w:p>
-            <w:pPr>
-              <w:rPr>
-                <w:lang w:val="en-US"/>
-              </w:rPr>
-            </w:pPr>
-            <w:r>
-              <w:rPr>
-                <w:lang w:val="en-US"/>
-              </w:rPr>
-              <w:t>UC7</w:t>
-            </w:r>
-          </w:p>
-        </w:tc>
-        <w:tc>
-          <w:tcPr>
-            <w:tcW w:w="2295" w:type="dxa"/>
-            <w:tcBorders>
-              <w:top w:val="single" w:sz="8" w:space="0" w:color="000000"/>
-              <w:left w:val="single" w:sz="8" w:space="0" w:color="000000"/>
-              <w:bottom w:val="single" w:sz="8" w:space="0" w:color="000000"/>
-              <w:right w:val="single" w:sz="8" w:space="0" w:color="000000"/>
-            </w:tcBorders>
-            <w:tcMar>
-              <w:top w:w="100" w:type="dxa"/>
-              <w:left w:w="100" w:type="dxa"/>
-              <w:bottom w:w="100" w:type="dxa"/>
-              <w:right w:w="100" w:type="dxa"/>
-            </w:tcMar>
-          </w:tcPr>
-          <w:p>
-            <w:r>
-              <w:rPr>
-                <w:color w:val="404040"/>
-              </w:rPr>
-              <w:t xml:space="preserve">Менеджер </w:t>
-            </w:r>
-            <w:proofErr w:type="spellStart"/>
-            <w:r>
-              <w:rPr>
-                <w:color w:val="404040"/>
-              </w:rPr>
-              <w:t>бэк</w:t>
-            </w:r>
-            <w:proofErr w:type="spellEnd"/>
-            <w:r>
-              <w:rPr>
-                <w:color w:val="404040"/>
-              </w:rPr>
-              <w:t>-офиса, АБС</w:t>
-            </w:r>
-          </w:p>
-        </w:tc>
-        <w:tc>
-          <w:tcPr>
-            <w:tcW w:w="1957" w:type="dxa"/>
-            <w:tcBorders>
-              <w:top w:val="single" w:sz="8" w:space="0" w:color="000000"/>
-              <w:left w:val="single" w:sz="8" w:space="0" w:color="000000"/>
-              <w:bottom w:val="single" w:sz="8" w:space="0" w:color="000000"/>
-              <w:right w:val="single" w:sz="8" w:space="0" w:color="000000"/>
-            </w:tcBorders>
-            <w:tcMar>
-              <w:top w:w="100" w:type="dxa"/>
-              <w:left w:w="100" w:type="dxa"/>
-              <w:bottom w:w="100" w:type="dxa"/>
-              <w:right w:w="100" w:type="dxa"/>
-            </w:tcMar>
-          </w:tcPr>
-          <w:p>
-            <w:pPr>
-              <w:rPr>
-                <w:color w:val="404040"/>
-              </w:rPr>
-            </w:pPr>
-            <w:r>
-              <w:rPr>
-                <w:color w:val="404040"/>
-              </w:rPr>
-              <w:t>Обработка заявки менеджером</w:t>
-            </w:r>
-          </w:p>
-        </w:tc>
-        <w:tc>
-          <w:tcPr>
-            <w:tcW w:w="4678" w:type="dxa"/>
-            <w:tcBorders>
-              <w:top w:val="single" w:sz="8" w:space="0" w:color="000000"/>
-              <w:left w:val="single" w:sz="8" w:space="0" w:color="000000"/>
-              <w:bottom w:val="single" w:sz="8" w:space="0" w:color="000000"/>
-              <w:right w:val="single" w:sz="8" w:space="0" w:color="000000"/>
-            </w:tcBorders>
-            <w:tcMar>
-              <w:top w:w="100" w:type="dxa"/>
-              <w:left w:w="100" w:type="dxa"/>
-              <w:bottom w:w="100" w:type="dxa"/>
-              <w:right w:w="100" w:type="dxa"/>
-            </w:tcMar>
-          </w:tcPr>
-          <w:p>
-            <w:r>
-              <w:rPr>
-                <w:color w:val="404040"/>
-              </w:rPr>
-              <w:t xml:space="preserve">Менеджер </w:t>
-            </w:r>
-            <w:proofErr w:type="spellStart"/>
-            <w:r>
-              <w:rPr>
-                <w:color w:val="404040"/>
-              </w:rPr>
-              <w:t>бэк</w:t>
-            </w:r>
-            <w:proofErr w:type="spellEnd"/>
-            <w:r>
-              <w:rPr>
-                <w:color w:val="404040"/>
-              </w:rPr>
-              <w:t>-офиса обрабатывает заявку в АБС.</w:t>
+            <w:tcW w:w="9771" w:type="dxa"/>
+            <w:gridSpan w:val="4"/>
+            <w:tcBorders>
+              <w:top w:val="single" w:sz="8" w:space="0" w:color="000000"/>
+              <w:left w:val="single" w:sz="8" w:space="0" w:color="000000"/>
+              <w:bottom w:val="single" w:sz="8" w:space="0" w:color="000000"/>
+              <w:right w:val="single" w:sz="8" w:space="0" w:color="000000"/>
+            </w:tcBorders>
+            <w:tcMar>
+              <w:top w:w="100" w:type="dxa"/>
+              <w:left w:w="100" w:type="dxa"/>
+              <w:bottom w:w="100" w:type="dxa"/>
+              <w:right w:w="100" w:type="dxa"/>
+            </w:tcMar>
+          </w:tcPr>
+          <w:p>
+            <w:pPr>
+              <w:jc w:val="center"/>
+            </w:pPr>
+            <w:r>
+              <w:t>Передача актуальных ставок партнёрскому кол-центру</w:t>
             </w:r>
           </w:p>
         </w:tc>
@@ -1187,6 +957,248 @@
               <w:rPr>
                 <w:lang w:val="en-US"/>
               </w:rPr>
+              <w:t>UC</w:t>
+            </w:r>
+            <w:r>
+              <w:rPr>
+                <w:lang w:val="en-US"/>
+              </w:rPr>
+              <w:t>6</w:t>
+            </w:r>
+          </w:p>
+        </w:tc>
+        <w:tc>
+          <w:tcPr>
+            <w:tcW w:w="2295" w:type="dxa"/>
+            <w:tcBorders>
+              <w:top w:val="single" w:sz="8" w:space="0" w:color="000000"/>
+              <w:left w:val="single" w:sz="8" w:space="0" w:color="000000"/>
+              <w:bottom w:val="single" w:sz="8" w:space="0" w:color="000000"/>
+              <w:right w:val="single" w:sz="8" w:space="0" w:color="000000"/>
+            </w:tcBorders>
+            <w:tcMar>
+              <w:top w:w="100" w:type="dxa"/>
+              <w:left w:w="100" w:type="dxa"/>
+              <w:bottom w:w="100" w:type="dxa"/>
+              <w:right w:w="100" w:type="dxa"/>
+            </w:tcMar>
+          </w:tcPr>
+          <w:p>
+            <w:r>
+              <w:rPr>
+                <w:color w:val="404040"/>
+              </w:rPr>
+              <w:t>Сервис ставок</w:t>
+            </w:r>
+          </w:p>
+        </w:tc>
+        <w:tc>
+          <w:tcPr>
+            <w:tcW w:w="1957" w:type="dxa"/>
+            <w:tcBorders>
+              <w:top w:val="single" w:sz="8" w:space="0" w:color="000000"/>
+              <w:left w:val="single" w:sz="8" w:space="0" w:color="000000"/>
+              <w:bottom w:val="single" w:sz="8" w:space="0" w:color="000000"/>
+              <w:right w:val="single" w:sz="8" w:space="0" w:color="000000"/>
+            </w:tcBorders>
+            <w:tcMar>
+              <w:top w:w="100" w:type="dxa"/>
+              <w:left w:w="100" w:type="dxa"/>
+              <w:bottom w:w="100" w:type="dxa"/>
+              <w:right w:w="100" w:type="dxa"/>
+            </w:tcMar>
+          </w:tcPr>
+          <w:p>
+            <w:pPr>
+              <w:rPr>
+                <w:color w:val="404040"/>
+              </w:rPr>
+            </w:pPr>
+            <w:r>
+              <w:rPr>
+                <w:color w:val="404040"/>
+              </w:rPr>
+              <w:t>Формирование файла с ставками</w:t>
+            </w:r>
+          </w:p>
+        </w:tc>
+        <w:tc>
+          <w:tcPr>
+            <w:tcW w:w="4678" w:type="dxa"/>
+            <w:tcBorders>
+              <w:top w:val="single" w:sz="8" w:space="0" w:color="000000"/>
+              <w:left w:val="single" w:sz="8" w:space="0" w:color="000000"/>
+              <w:bottom w:val="single" w:sz="8" w:space="0" w:color="000000"/>
+              <w:right w:val="single" w:sz="8" w:space="0" w:color="000000"/>
+            </w:tcBorders>
+            <w:tcMar>
+              <w:top w:w="100" w:type="dxa"/>
+              <w:left w:w="100" w:type="dxa"/>
+              <w:bottom w:w="100" w:type="dxa"/>
+              <w:right w:w="100" w:type="dxa"/>
+            </w:tcMar>
+          </w:tcPr>
+          <w:p>
+            <w:r>
+              <w:rPr>
+                <w:color w:val="404040"/>
+              </w:rPr>
+              <w:t>Сервис ставок формирует файл с актуальными ставками.</w:t>
+            </w:r>
+          </w:p>
+        </w:tc>
+      </w:tr>
+      <w:tr>
+        <w:trPr>
+          <w:trHeight w:val="230"/>
+        </w:trPr>
+        <w:tc>
+          <w:tcPr>
+            <w:tcW w:w="841" w:type="dxa"/>
+            <w:tcBorders>
+              <w:top w:val="single" w:sz="8" w:space="0" w:color="000000"/>
+              <w:left w:val="single" w:sz="8" w:space="0" w:color="000000"/>
+              <w:bottom w:val="single" w:sz="8" w:space="0" w:color="000000"/>
+              <w:right w:val="single" w:sz="8" w:space="0" w:color="000000"/>
+            </w:tcBorders>
+            <w:tcMar>
+              <w:top w:w="100" w:type="dxa"/>
+              <w:left w:w="100" w:type="dxa"/>
+              <w:bottom w:w="100" w:type="dxa"/>
+              <w:right w:w="100" w:type="dxa"/>
+            </w:tcMar>
+          </w:tcPr>
+          <w:p>
+            <w:pPr>
+              <w:rPr>
+                <w:lang w:val="en-US"/>
+              </w:rPr>
+            </w:pPr>
+            <w:r>
+              <w:rPr>
+                <w:lang w:val="en-US"/>
+              </w:rPr>
+              <w:t>UC</w:t>
+            </w:r>
+            <w:r>
+              <w:rPr>
+                <w:lang w:val="en-US"/>
+              </w:rPr>
+              <w:t>7</w:t>
+            </w:r>
+          </w:p>
+        </w:tc>
+        <w:tc>
+          <w:tcPr>
+            <w:tcW w:w="2295" w:type="dxa"/>
+            <w:tcBorders>
+              <w:top w:val="single" w:sz="8" w:space="0" w:color="000000"/>
+              <w:left w:val="single" w:sz="8" w:space="0" w:color="000000"/>
+              <w:bottom w:val="single" w:sz="8" w:space="0" w:color="000000"/>
+              <w:right w:val="single" w:sz="8" w:space="0" w:color="000000"/>
+            </w:tcBorders>
+            <w:tcMar>
+              <w:top w:w="100" w:type="dxa"/>
+              <w:left w:w="100" w:type="dxa"/>
+              <w:bottom w:w="100" w:type="dxa"/>
+              <w:right w:w="100" w:type="dxa"/>
+            </w:tcMar>
+          </w:tcPr>
+          <w:p>
+            <w:r>
+              <w:rPr>
+                <w:color w:val="404040"/>
+              </w:rPr>
+              <w:t>Сервис ставок, SFTP-сервер</w:t>
+            </w:r>
+          </w:p>
+        </w:tc>
+        <w:tc>
+          <w:tcPr>
+            <w:tcW w:w="1957" w:type="dxa"/>
+            <w:tcBorders>
+              <w:top w:val="single" w:sz="8" w:space="0" w:color="000000"/>
+              <w:left w:val="single" w:sz="8" w:space="0" w:color="000000"/>
+              <w:bottom w:val="single" w:sz="8" w:space="0" w:color="000000"/>
+              <w:right w:val="single" w:sz="8" w:space="0" w:color="000000"/>
+            </w:tcBorders>
+            <w:tcMar>
+              <w:top w:w="100" w:type="dxa"/>
+              <w:left w:w="100" w:type="dxa"/>
+              <w:bottom w:w="100" w:type="dxa"/>
+              <w:right w:w="100" w:type="dxa"/>
+            </w:tcMar>
+          </w:tcPr>
+          <w:p>
+            <w:pPr>
+              <w:rPr>
+                <w:color w:val="404040"/>
+              </w:rPr>
+            </w:pPr>
+            <w:r>
+              <w:rPr>
+                <w:color w:val="404040"/>
+              </w:rPr>
+              <w:t>Передача файла через SFTP</w:t>
+            </w:r>
+          </w:p>
+        </w:tc>
+        <w:tc>
+          <w:tcPr>
+            <w:tcW w:w="4678" w:type="dxa"/>
+            <w:tcBorders>
+              <w:top w:val="single" w:sz="8" w:space="0" w:color="000000"/>
+              <w:left w:val="single" w:sz="8" w:space="0" w:color="000000"/>
+              <w:bottom w:val="single" w:sz="8" w:space="0" w:color="000000"/>
+              <w:right w:val="single" w:sz="8" w:space="0" w:color="000000"/>
+            </w:tcBorders>
+            <w:tcMar>
+              <w:top w:w="100" w:type="dxa"/>
+              <w:left w:w="100" w:type="dxa"/>
+              <w:bottom w:w="100" w:type="dxa"/>
+              <w:right w:w="100" w:type="dxa"/>
+            </w:tcMar>
+          </w:tcPr>
+          <w:p>
+            <w:r>
+              <w:rPr>
+                <w:color w:val="404040"/>
+              </w:rPr>
+              <w:t>Сервис ставок передаёт файл через SFTP в партнёрский кол-центр.</w:t>
+            </w:r>
+          </w:p>
+        </w:tc>
+      </w:tr>
+      <w:tr>
+        <w:trPr>
+          <w:trHeight w:val="230"/>
+        </w:trPr>
+        <w:tc>
+          <w:tcPr>
+            <w:tcW w:w="841" w:type="dxa"/>
+            <w:tcBorders>
+              <w:top w:val="single" w:sz="8" w:space="0" w:color="000000"/>
+              <w:left w:val="single" w:sz="8" w:space="0" w:color="000000"/>
+              <w:bottom w:val="single" w:sz="8" w:space="0" w:color="000000"/>
+              <w:right w:val="single" w:sz="8" w:space="0" w:color="000000"/>
+            </w:tcBorders>
+            <w:tcMar>
+              <w:top w:w="100" w:type="dxa"/>
+              <w:left w:w="100" w:type="dxa"/>
+              <w:bottom w:w="100" w:type="dxa"/>
+              <w:right w:w="100" w:type="dxa"/>
+            </w:tcMar>
+          </w:tcPr>
+          <w:p>
+            <w:pPr>
+              <w:rPr>
+                <w:lang w:val="en-US"/>
+              </w:rPr>
+            </w:pPr>
+            <w:r>
+              <w:rPr>
+                <w:lang w:val="en-US"/>
+              </w:rPr>
               <w:t>UC8</w:t>
             </w:r>
           </w:p>
@@ -1208,11 +1220,16 @@
             </w:tcMar>
           </w:tcPr>
           <w:p>
-            <w:r>
-              <w:rPr>
-                <w:color w:val="404040"/>
-              </w:rPr>
-              <w:t>АБС, Клиент</w:t>
+            <w:pPr>
+              <w:rPr>
+                <w:color w:val="404040"/>
+              </w:rPr>
+            </w:pPr>
+            <w:r>
+              <w:rPr>
+                <w:color w:val="404040"/>
+              </w:rPr>
+              <w:t>Партнёрский кол-центр, SFTP-сервер</w:t>
             </w:r>
           </w:p>
         </w:tc>
@@ -1242,7 +1259,7 @@
               <w:rPr>
                 <w:color w:val="404040"/>
               </w:rPr>
-              <w:t>Отправка уведомления клиенту</w:t>
+              <w:t>Загрузка файла в систему</w:t>
             </w:r>
           </w:p>
         </w:tc>
@@ -1263,11 +1280,267 @@
             </w:tcMar>
           </w:tcPr>
           <w:p>
-            <w:r>
-              <w:rPr>
-                <w:color w:val="404040"/>
-              </w:rPr>
-              <w:t>АБС отправляет СМС-уведомление клиенту о статусе заявки.</w:t>
+            <w:pPr>
+              <w:rPr>
+                <w:color w:val="404040"/>
+              </w:rPr>
+            </w:pPr>
+            <w:r>
+              <w:rPr>
+                <w:color w:val="404040"/>
+              </w:rPr>
+              <w:t>Партнёрский кол-центр загружает файл с актуальными ставками в свою систему.</w:t>
+            </w:r>
+          </w:p>
+        </w:tc>
+      </w:tr>
+      <w:tr>
+        <w:trPr>
+          <w:trHeight w:val="230"/>
+        </w:trPr>
+        <w:tc>
+          <w:tcPr>
+            <w:tcW w:w="841" w:type="dxa"/>
+            <w:tcBorders>
+              <w:top w:val="single" w:sz="8" w:space="0" w:color="000000"/>
+              <w:left w:val="single" w:sz="8" w:space="0" w:color="000000"/>
+              <w:bottom w:val="single" w:sz="8" w:space="0" w:color="000000"/>
+              <w:right w:val="single" w:sz="8" w:space="0" w:color="000000"/>
+            </w:tcBorders>
+            <w:tcMar>
+              <w:top w:w="100" w:type="dxa"/>
+              <w:left w:w="100" w:type="dxa"/>
+              <w:bottom w:w="100" w:type="dxa"/>
+              <w:right w:w="100" w:type="dxa"/>
+            </w:tcMar>
+          </w:tcPr>
+          <w:p>
+            <w:pPr>
+              <w:rPr>
+                <w:lang w:val="en-US"/>
+              </w:rPr>
+            </w:pPr>
+            <w:r>
+              <w:rPr>
+                <w:lang w:val="en-US"/>
+              </w:rPr>
+              <w:t>UC9</w:t>
+            </w:r>
+          </w:p>
+        </w:tc>
+        <w:tc>
+          <w:tcPr>
+            <w:tcW w:w="2295" w:type="dxa"/>
+            <w:tcBorders>
+              <w:top w:val="single" w:sz="8" w:space="0" w:color="000000"/>
+              <w:left w:val="single" w:sz="8" w:space="0" w:color="000000"/>
+              <w:bottom w:val="single" w:sz="8" w:space="0" w:color="000000"/>
+              <w:right w:val="single" w:sz="8" w:space="0" w:color="000000"/>
+            </w:tcBorders>
+            <w:tcMar>
+              <w:top w:w="100" w:type="dxa"/>
+              <w:left w:w="100" w:type="dxa"/>
+              <w:bottom w:w="100" w:type="dxa"/>
+              <w:right w:w="100" w:type="dxa"/>
+            </w:tcMar>
+          </w:tcPr>
+          <w:p>
+            <w:pPr>
+              <w:rPr>
+                <w:color w:val="404040"/>
+              </w:rPr>
+            </w:pPr>
+            <w:r>
+              <w:rPr>
+                <w:color w:val="404040"/>
+              </w:rPr>
+              <w:t>Партнёрский кол-центр, Сотрудник партнёрского кол-центра</w:t>
+            </w:r>
+          </w:p>
+        </w:tc>
+        <w:tc>
+          <w:tcPr>
+            <w:tcW w:w="1957" w:type="dxa"/>
+            <w:tcBorders>
+              <w:top w:val="single" w:sz="8" w:space="0" w:color="000000"/>
+              <w:left w:val="single" w:sz="8" w:space="0" w:color="000000"/>
+              <w:bottom w:val="single" w:sz="8" w:space="0" w:color="000000"/>
+              <w:right w:val="single" w:sz="8" w:space="0" w:color="000000"/>
+            </w:tcBorders>
+            <w:tcMar>
+              <w:top w:w="100" w:type="dxa"/>
+              <w:left w:w="100" w:type="dxa"/>
+              <w:bottom w:w="100" w:type="dxa"/>
+              <w:right w:w="100" w:type="dxa"/>
+            </w:tcMar>
+          </w:tcPr>
+          <w:p>
+            <w:pPr>
+              <w:rPr>
+                <w:color w:val="404040"/>
+              </w:rPr>
+            </w:pPr>
+            <w:r>
+              <w:rPr>
+                <w:color w:val="404040"/>
+              </w:rPr>
+              <w:t>Отображение ставок</w:t>
+            </w:r>
+          </w:p>
+        </w:tc>
+        <w:tc>
+          <w:tcPr>
+            <w:tcW w:w="4678" w:type="dxa"/>
+            <w:tcBorders>
+              <w:top w:val="single" w:sz="8" w:space="0" w:color="000000"/>
+              <w:left w:val="single" w:sz="8" w:space="0" w:color="000000"/>
+              <w:bottom w:val="single" w:sz="8" w:space="0" w:color="000000"/>
+              <w:right w:val="single" w:sz="8" w:space="0" w:color="000000"/>
+            </w:tcBorders>
+            <w:tcMar>
+              <w:top w:w="100" w:type="dxa"/>
+              <w:left w:w="100" w:type="dxa"/>
+              <w:bottom w:w="100" w:type="dxa"/>
+              <w:right w:w="100" w:type="dxa"/>
+            </w:tcMar>
+          </w:tcPr>
+          <w:p>
+            <w:pPr>
+              <w:rPr>
+                <w:color w:val="404040"/>
+              </w:rPr>
+            </w:pPr>
+            <w:r>
+              <w:rPr>
+                <w:color w:val="404040"/>
+              </w:rPr>
+              <w:t>Партнёрский кол-центр отображает актуальные ставки сотруднику.</w:t>
+            </w:r>
+          </w:p>
+        </w:tc>
+      </w:tr>
+      <w:tr>
+        <w:trPr>
+          <w:trHeight w:val="230"/>
+        </w:trPr>
+        <w:tc>
+          <w:tcPr>
+            <w:tcW w:w="841" w:type="dxa"/>
+            <w:tcBorders>
+              <w:top w:val="single" w:sz="8" w:space="0" w:color="000000"/>
+              <w:left w:val="single" w:sz="8" w:space="0" w:color="000000"/>
+              <w:bottom w:val="single" w:sz="8" w:space="0" w:color="000000"/>
+              <w:right w:val="single" w:sz="8" w:space="0" w:color="000000"/>
+            </w:tcBorders>
+            <w:tcMar>
+              <w:top w:w="100" w:type="dxa"/>
+              <w:left w:w="100" w:type="dxa"/>
+              <w:bottom w:w="100" w:type="dxa"/>
+              <w:right w:w="100" w:type="dxa"/>
+            </w:tcMar>
+          </w:tcPr>
+          <w:p>
+            <w:pPr>
+              <w:rPr>
+                <w:lang w:val="en-US"/>
+              </w:rPr>
+            </w:pPr>
+            <w:r>
+              <w:rPr>
+                <w:lang w:val="en-US"/>
+              </w:rPr>
+              <w:lastRenderedPageBreak/>
+              <w:t>UC10</w:t>
+            </w:r>
+          </w:p>
+        </w:tc>
+        <w:tc>
+          <w:tcPr>
+            <w:tcW w:w="2295" w:type="dxa"/>
+            <w:tcBorders>
+              <w:top w:val="single" w:sz="8" w:space="0" w:color="000000"/>
+              <w:left w:val="single" w:sz="8" w:space="0" w:color="000000"/>
+              <w:bottom w:val="single" w:sz="8" w:space="0" w:color="000000"/>
+              <w:right w:val="single" w:sz="8" w:space="0" w:color="000000"/>
+            </w:tcBorders>
+            <w:tcMar>
+              <w:top w:w="100" w:type="dxa"/>
+              <w:left w:w="100" w:type="dxa"/>
+              <w:bottom w:w="100" w:type="dxa"/>
+              <w:right w:w="100" w:type="dxa"/>
+            </w:tcMar>
+          </w:tcPr>
+          <w:p>
+            <w:pPr>
+              <w:rPr>
+                <w:color w:val="404040"/>
+              </w:rPr>
+            </w:pPr>
+            <w:r>
+              <w:rPr>
+                <w:color w:val="404040"/>
+              </w:rPr>
+              <w:t>Сотрудник партнёрского кол-центра, Клиент</w:t>
+            </w:r>
+          </w:p>
+        </w:tc>
+        <w:tc>
+          <w:tcPr>
+            <w:tcW w:w="1957" w:type="dxa"/>
+            <w:tcBorders>
+              <w:top w:val="single" w:sz="8" w:space="0" w:color="000000"/>
+              <w:left w:val="single" w:sz="8" w:space="0" w:color="000000"/>
+              <w:bottom w:val="single" w:sz="8" w:space="0" w:color="000000"/>
+              <w:right w:val="single" w:sz="8" w:space="0" w:color="000000"/>
+            </w:tcBorders>
+            <w:tcMar>
+              <w:top w:w="100" w:type="dxa"/>
+              <w:left w:w="100" w:type="dxa"/>
+              <w:bottom w:w="100" w:type="dxa"/>
+              <w:right w:w="100" w:type="dxa"/>
+            </w:tcMar>
+          </w:tcPr>
+          <w:p>
+            <w:pPr>
+              <w:rPr>
+                <w:color w:val="404040"/>
+              </w:rPr>
+            </w:pPr>
+            <w:r>
+              <w:rPr>
+                <w:color w:val="404040"/>
+              </w:rPr>
+              <w:t>Консультация клиента</w:t>
+            </w:r>
+          </w:p>
+        </w:tc>
+        <w:tc>
+          <w:tcPr>
+            <w:tcW w:w="4678" w:type="dxa"/>
+            <w:tcBorders>
+              <w:top w:val="single" w:sz="8" w:space="0" w:color="000000"/>
+              <w:left w:val="single" w:sz="8" w:space="0" w:color="000000"/>
+              <w:bottom w:val="single" w:sz="8" w:space="0" w:color="000000"/>
+              <w:right w:val="single" w:sz="8" w:space="0" w:color="000000"/>
+            </w:tcBorders>
+            <w:tcMar>
+              <w:top w:w="100" w:type="dxa"/>
+              <w:left w:w="100" w:type="dxa"/>
+              <w:bottom w:w="100" w:type="dxa"/>
+              <w:right w:w="100" w:type="dxa"/>
+            </w:tcMar>
+          </w:tcPr>
+          <w:p>
+            <w:pPr>
+              <w:rPr>
+                <w:color w:val="404040"/>
+              </w:rPr>
+            </w:pPr>
+            <w:r>
+              <w:rPr>
+                <w:color w:val="404040"/>
+              </w:rPr>
+              <w:t>Сотрудник партнёрского кол-центра консультирует клиента по актуальным ставкам.</w:t>
             </w:r>
           </w:p>
         </w:tc>
@@ -1433,7 +1706,7 @@
               <w:rPr>
                 <w:color w:val="404040"/>
               </w:rPr>
-              <w:t xml:space="preserve">Время отклика системы для всех операций должно быть не более 500 </w:t>
+              <w:t xml:space="preserve">Время отклика сервиса ставок должно быть не более 100 </w:t>
             </w:r>
             <w:proofErr w:type="spellStart"/>
             <w:r>
@@ -1482,7 +1755,6 @@
               <w:rPr>
                 <w:lang w:val="en-US"/>
               </w:rPr>
-              <w:lastRenderedPageBreak/>
               <w:t>2</w:t>
             </w:r>
           </w:p>
@@ -1513,21 +1785,7 @@
               <w:rPr>
                 <w:color w:val="404040"/>
               </w:rPr>
-              <w:t>Доступность системы должна составлять 99,9% (</w:t>
-            </w:r>
-            <w:proofErr w:type="spellStart"/>
-            <w:r>
-              <w:rPr>
-                <w:color w:val="404040"/>
-              </w:rPr>
-              <w:t>uptime</w:t>
-            </w:r>
-            <w:proofErr w:type="spellEnd"/>
-            <w:r>
-              <w:rPr>
-                <w:color w:val="404040"/>
-              </w:rPr>
-              <w:t>).</w:t>
+              <w:t>Передача файла через SFTP должна занимать не более 1 минуты.</w:t>
             </w:r>
           </w:p>
         </w:tc>
@@ -1592,7 +1850,21 @@
               <w:rPr>
                 <w:color w:val="404040"/>
               </w:rPr>
-              <w:t>Система должна выдерживать до 1000 одновременных запросов на открытие депозитов.</w:t>
+              <w:t>Доступность сервиса ставок должна составлять 99,9% (</w:t>
+            </w:r>
+            <w:proofErr w:type="spellStart"/>
+            <w:r>
+              <w:rPr>
+                <w:color w:val="404040"/>
+              </w:rPr>
+              <w:t>uptime</w:t>
+            </w:r>
+            <w:proofErr w:type="spellEnd"/>
+            <w:r>
+              <w:rPr>
+                <w:color w:val="404040"/>
+              </w:rPr>
+              <w:t>).</w:t>
             </w:r>
           </w:p>
         </w:tc>
@@ -1657,7 +1929,7 @@
               <w:rPr>
                 <w:color w:val="404040"/>
               </w:rPr>
-              <w:t>Все данные, передаваемые между системами, должны быть зашифрованы (HTTPS, TLS).</w:t>
+              <w:t>Время восстановления после сбоя (MTTR) должно быть не более 15 минут.</w:t>
             </w:r>
           </w:p>
         </w:tc>
@@ -1722,7 +1994,7 @@
               <w:rPr>
                 <w:color w:val="404040"/>
               </w:rPr>
-              <w:t>Система должна быть документирована для дальнейшего расширения и поддержки.</w:t>
+              <w:t>Все данные, передаваемые через SFTP, должны быть зашифрованы.</w:t>
             </w:r>
           </w:p>
         </w:tc>
@@ -1787,7 +2059,7 @@
               <w:rPr>
                 <w:color w:val="404040"/>
               </w:rPr>
-              <w:t>Использование промежуточного слоя между интернет-банком и АБС для снижения нагрузки на АБС.</w:t>
+              <w:t>Доступ к API сервиса ставок должен быть ограничен.</w:t>
             </w:r>
           </w:p>
         </w:tc>
@@ -1852,7 +2124,7 @@
               <w:rPr>
                 <w:color w:val="404040"/>
               </w:rPr>
-              <w:t>Интернет-банк должен поддерживать горизонтальное масштабирование (добавление новых серверов).</w:t>
+              <w:t>Сервис ставок должен быть документирован для дальнейшего расширения и поддержки.</w:t>
             </w:r>
           </w:p>
         </w:tc>
@@ -1911,27 +2183,94 @@
             <w:pPr>
               <w:rPr>
                 <w:color w:val="404040"/>
-              </w:rPr>
-            </w:pPr>
-            <w:r>
-              <w:rPr>
-                <w:color w:val="404040"/>
-              </w:rPr>
-              <w:t xml:space="preserve">Использование существующих технологий (MS SQL, </w:t>
-            </w:r>
-            <w:proofErr w:type="spellStart"/>
-            <w:r>
-              <w:rPr>
-                <w:color w:val="404040"/>
-              </w:rPr>
-              <w:t>Oracle</w:t>
-            </w:r>
-            <w:proofErr w:type="spellEnd"/>
-            <w:r>
-              <w:rPr>
-                <w:color w:val="404040"/>
-              </w:rPr>
-              <w:t>) для минимизации затрат.</w:t>
+                <w:lang w:val="ru-RU"/>
+              </w:rPr>
+            </w:pPr>
+            <w:r>
+              <w:rPr>
+                <w:color w:val="404040"/>
+              </w:rPr>
+              <w:t>Использование SFTP для передачи файлов</w:t>
+            </w:r>
+            <w:r>
+              <w:rPr>
+                <w:color w:val="404040"/>
+                <w:lang w:val="ru-RU"/>
+              </w:rPr>
+              <w:t>.</w:t>
+            </w:r>
+          </w:p>
+        </w:tc>
+      </w:tr>
+      <w:tr>
+        <w:trPr>
+          <w:trHeight w:val="230"/>
+        </w:trPr>
+        <w:tc>
+          <w:tcPr>
+            <w:tcW w:w="841" w:type="dxa"/>
+            <w:tcBorders>
+              <w:top w:val="single" w:sz="8" w:space="0" w:color="000000"/>
+              <w:left w:val="single" w:sz="8" w:space="0" w:color="000000"/>
+              <w:bottom w:val="single" w:sz="8" w:space="0" w:color="000000"/>
+              <w:right w:val="single" w:sz="8" w:space="0" w:color="000000"/>
+            </w:tcBorders>
+            <w:tcMar>
+              <w:top w:w="100" w:type="dxa"/>
+              <w:left w:w="100" w:type="dxa"/>
+              <w:bottom w:w="100" w:type="dxa"/>
+              <w:right w:w="100" w:type="dxa"/>
+            </w:tcMar>
+          </w:tcPr>
+          <w:p>
+            <w:pPr>
+              <w:rPr>
+                <w:lang w:val="en-US"/>
+              </w:rPr>
+            </w:pPr>
+            <w:r>
+              <w:rPr>
+                <w:lang w:val="en-US"/>
+              </w:rPr>
+              <w:t>9</w:t>
+            </w:r>
+          </w:p>
+        </w:tc>
+        <w:tc>
+          <w:tcPr>
+            <w:tcW w:w="8930" w:type="dxa"/>
+            <w:tcBorders>
+              <w:top w:val="single" w:sz="8" w:space="0" w:color="000000"/>
+              <w:left w:val="single" w:sz="8" w:space="0" w:color="000000"/>
+              <w:bottom w:val="single" w:sz="8" w:space="0" w:color="000000"/>
+              <w:right w:val="single" w:sz="8" w:space="0" w:color="000000"/>
+            </w:tcBorders>
+            <w:tcMar>
+              <w:top w:w="100" w:type="dxa"/>
+              <w:left w:w="100" w:type="dxa"/>
+              <w:bottom w:w="100" w:type="dxa"/>
+              <w:right w:w="100" w:type="dxa"/>
+            </w:tcMar>
+          </w:tcPr>
+          <w:p>
+            <w:pPr>
+              <w:rPr>
+                <w:color w:val="404040"/>
+                <w:lang w:val="ru-RU"/>
+              </w:rPr>
+            </w:pPr>
+            <w:r>
+              <w:rPr>
+                <w:color w:val="404040"/>
+              </w:rPr>
+              <w:t>Реализация API для кол-центра</w:t>
+            </w:r>
+            <w:r>
+              <w:rPr>
+                <w:color w:val="404040"/>
+                <w:lang w:val="ru-RU"/>
+              </w:rPr>
+              <w:t>.</w:t>
             </w:r>
           </w:p>
         </w:tc>
@@ -1987,9 +2326,9 @@
         </w:rPr>
         <w:drawing>
           <wp:inline distT="0" distB="0" distL="0" distR="0">
-            <wp:extent cx="5295900" cy="3444316"/>
-            <wp:effectExtent l="0" t="0" r="0" b="3810"/>
-            <wp:docPr id="1" name="Рисунок 1"/>
+            <wp:extent cx="6196965" cy="2749550"/>
+            <wp:effectExtent l="0" t="0" r="0" b="0"/>
+            <wp:docPr id="3" name="Рисунок 3"/>
             <wp:cNvGraphicFramePr>
               <a:graphicFrameLocks xmlns:a="http://schemas.openxmlformats.org/drawingml/2006/main" noChangeAspect="1"/>
             </wp:cNvGraphicFramePr>
@@ -1997,11 +2336,11 @@
               <a:graphicData uri="http://schemas.openxmlformats.org/drawingml/2006/picture">
                 <pic:pic xmlns:pic="http://schemas.openxmlformats.org/drawingml/2006/picture">
                   <pic:nvPicPr>
-                    <pic:cNvPr id="1" name="с4.png"/>
+                    <pic:cNvPr id="3" name="с4-context.drawio.png"/>
                     <pic:cNvPicPr/>
                   </pic:nvPicPr>
                   <pic:blipFill>
-                    <a:blip r:embed="rId4">
+                    <a:blip r:embed="rId6">
                       <a:extLst>
                         <a:ext uri="{28A0092B-C50C-407E-A947-70E740481C1C}">
                           <a14:useLocalDpi xmlns:a14="http://schemas.microsoft.com/office/drawing/2010/main" val="0"/>
@@ -2015,7 +2354,7 @@
                   <pic:spPr>
                     <a:xfrm>
                       <a:off x="0" y="0"/>
-                      <a:ext cx="5307183" cy="3451654"/>
+                      <a:ext cx="6196965" cy="2749550"/>
                     </a:xfrm>
                     <a:prstGeom prst="rect">
                       <a:avLst/>
@@ -2076,12 +2415,11 @@
         <w:rPr>
           <w:noProof/>
         </w:rPr>
-        <w:lastRenderedPageBreak/>
         <w:drawing>
           <wp:inline distT="0" distB="0" distL="0" distR="0">
-            <wp:extent cx="6196965" cy="4768850"/>
+            <wp:extent cx="6196965" cy="2823210"/>
             <wp:effectExtent l="0" t="0" r="0" b="0"/>
-            <wp:docPr id="2" name="Рисунок 2"/>
+            <wp:docPr id="4" name="Рисунок 4"/>
             <wp:cNvGraphicFramePr>
               <a:graphicFrameLocks xmlns:a="http://schemas.openxmlformats.org/drawingml/2006/main" noChangeAspect="1"/>
             </wp:cNvGraphicFramePr>
@@ -2089,11 +2427,11 @@
               <a:graphicData uri="http://schemas.openxmlformats.org/drawingml/2006/picture">
                 <pic:pic xmlns:pic="http://schemas.openxmlformats.org/drawingml/2006/picture">
                   <pic:nvPicPr>
-                    <pic:cNvPr id="2" name="с4-context.png"/>
+                    <pic:cNvPr id="4" name="с4-container.drawio.png"/>
                     <pic:cNvPicPr/>
                   </pic:nvPicPr>
                   <pic:blipFill>
-                    <a:blip r:embed="rId5" cstate="print">
+                    <a:blip r:embed="rId7" cstate="print">
                       <a:extLst>
                         <a:ext uri="{28A0092B-C50C-407E-A947-70E740481C1C}">
                           <a14:useLocalDpi xmlns:a14="http://schemas.microsoft.com/office/drawing/2010/main" val="0"/>
@@ -2107,7 +2445,7 @@
                   <pic:spPr>
                     <a:xfrm>
                       <a:off x="0" y="0"/>
-                      <a:ext cx="6196965" cy="4768850"/>
+                      <a:ext cx="6196965" cy="2823210"/>
                     </a:xfrm>
                     <a:prstGeom prst="rect">
                       <a:avLst/>
@@ -2138,16 +2476,10 @@
         <w:rPr>
           <w:lang w:val="en-US"/>
         </w:rPr>
-        <w:t>c</w:t>
+        <w:t>container</w:t>
       </w:r>
       <w:bookmarkStart w:id="6" w:name="_GoBack"/>
       <w:bookmarkEnd w:id="6"/>
-      <w:r>
-        <w:rPr>
-          <w:lang w:val="en-US"/>
-        </w:rPr>
-        <w:t>ontainer</w:t>
-      </w:r>
     </w:p>
     <w:p>
       <w:pPr>
@@ -2155,7 +2487,10 @@
         <w:jc w:val="both"/>
       </w:pPr>
       <w:r>
-        <w:t xml:space="preserve">При проектировании архитектуры решения для открытия депозитов </w:t>
+        <w:t xml:space="preserve">При проектировании архитектуры решения для </w:t>
+      </w:r>
+      <w:r>
+        <w:t>интеграции партнёрского кол-центра в процесс обработки заявок на депозиты</w:t>
       </w:r>
       <w:r>
         <w:rPr>
@@ -2166,12 +2501,14 @@
       <w:r>
         <w:t xml:space="preserve"> руководствовал</w:t>
       </w:r>
+      <w:proofErr w:type="spellStart"/>
       <w:r>
         <w:rPr>
           <w:lang w:val="ru-RU"/>
         </w:rPr>
         <w:t>ся</w:t>
       </w:r>
+      <w:proofErr w:type="spellEnd"/>
       <w:r>
         <w:t xml:space="preserve"> следующими принципами и логикой, учитывая как функциональные, так и нефункциональные требования:</w:t>
       </w:r>
@@ -2179,693 +2516,540 @@
     <w:p>
       <w:pPr>
         <w:spacing w:before="240" w:after="240"/>
-      </w:pPr>
-      <w:r>
-        <w:t>1. Учёт функциональных требований</w:t>
-      </w:r>
+        <w:jc w:val="both"/>
+      </w:pPr>
     </w:p>
     <w:p>
       <w:pPr>
         <w:spacing w:before="240" w:after="240"/>
-      </w:pPr>
-      <w:r>
-        <w:rPr>
-          <w:lang w:val="ru-RU"/>
-        </w:rPr>
-        <w:t>И</w:t>
-      </w:r>
-      <w:proofErr w:type="spellStart"/>
-      <w:r>
-        <w:t>нтернет</w:t>
-      </w:r>
-      <w:proofErr w:type="spellEnd"/>
-      <w:r>
-        <w:t xml:space="preserve">-банк: </w:t>
-      </w:r>
-      <w:proofErr w:type="spellStart"/>
-      <w:r>
-        <w:t>Эт</w:t>
-      </w:r>
-      <w:proofErr w:type="spellEnd"/>
-      <w:r>
-        <w:rPr>
-          <w:lang w:val="ru-RU"/>
-        </w:rPr>
-        <w:t xml:space="preserve">от компонент </w:t>
-      </w:r>
-      <w:r>
-        <w:t xml:space="preserve">должны быть максимально простым и удобным для клиентов. </w:t>
-      </w:r>
-      <w:r>
-        <w:rPr>
-          <w:lang w:val="ru-RU"/>
-        </w:rPr>
-        <w:t>Была выбрана</w:t>
-      </w:r>
-      <w:r>
+        <w:jc w:val="both"/>
+        <w:rPr>
+          <w:lang w:val="ru-RU"/>
+        </w:rPr>
+      </w:pPr>
+      <w:r>
+        <w:rPr>
+          <w:lang w:val="ru-RU"/>
+        </w:rPr>
+        <w:t>1. Учёт ограничений партнёрского кол-центра</w:t>
+      </w:r>
+    </w:p>
+    <w:p>
+      <w:pPr>
+        <w:spacing w:before="240" w:after="240"/>
+        <w:jc w:val="both"/>
+        <w:rPr>
+          <w:lang w:val="ru-RU"/>
+        </w:rPr>
+      </w:pPr>
+      <w:r>
+        <w:rPr>
+          <w:lang w:val="ru-RU"/>
+        </w:rPr>
+        <w:t>Партнёрский кол-центр работает во внешней информационной системе и не поддерживает API-вызовы, но готов принимать данные в виде файлов через SFTP-протокол.</w:t>
+      </w:r>
+      <w:r>
+        <w:rPr>
+          <w:lang w:val="ru-RU"/>
+        </w:rPr>
         <w:t xml:space="preserve"> </w:t>
       </w:r>
-      <w:proofErr w:type="spellStart"/>
-      <w:r>
-        <w:t>проверенн</w:t>
-      </w:r>
-      <w:r>
-        <w:rPr>
-          <w:lang w:val="ru-RU"/>
-        </w:rPr>
-        <w:t>ая</w:t>
-      </w:r>
-      <w:proofErr w:type="spellEnd"/>
-      <w:r>
-        <w:t xml:space="preserve"> технологи</w:t>
-      </w:r>
-      <w:r>
-        <w:rPr>
-          <w:lang w:val="ru-RU"/>
-        </w:rPr>
-        <w:t>я</w:t>
-      </w:r>
-      <w:r>
-        <w:rPr>
-          <w:lang w:val="ru-RU"/>
-        </w:rPr>
-        <w:t xml:space="preserve">: </w:t>
-      </w:r>
-      <w:r>
-        <w:t>ASP.NET MVC, чтобы минимизировать риски и ускорить разработку.</w:t>
+      <w:r>
+        <w:rPr>
+          <w:lang w:val="ru-RU"/>
+        </w:rPr>
+        <w:t>Использование SFTP-протокола позволяет передавать данные безопасно и надёжно, что соответствует требованиям безопасности.</w:t>
       </w:r>
     </w:p>
     <w:p>
       <w:pPr>
         <w:spacing w:before="240" w:after="240"/>
-      </w:pPr>
-      <w:r>
-        <w:t xml:space="preserve">Сервис заявок на депозиты: Этот компонент отвечает за обработку заявок и их передачу в АБС. </w:t>
-      </w:r>
-      <w:r>
-        <w:rPr>
-          <w:lang w:val="ru-RU"/>
-        </w:rPr>
-        <w:t>Был выбран</w:t>
-      </w:r>
-      <w:r>
+        <w:jc w:val="both"/>
+        <w:rPr>
+          <w:lang w:val="ru-RU"/>
+        </w:rPr>
+      </w:pPr>
+      <w:r>
+        <w:rPr>
+          <w:lang w:val="ru-RU"/>
+        </w:rPr>
+        <w:t>Передача файлов — это наиболее простой и быстрый способ интеграции, учитывая ограничения партнёрского кол-центра.</w:t>
+      </w:r>
+    </w:p>
+    <w:p>
+      <w:pPr>
+        <w:spacing w:before="240" w:after="240"/>
+        <w:jc w:val="both"/>
+        <w:rPr>
+          <w:lang w:val="ru-RU"/>
+        </w:rPr>
+      </w:pPr>
+    </w:p>
+    <w:p>
+      <w:pPr>
+        <w:spacing w:before="240" w:after="240"/>
+        <w:jc w:val="both"/>
+        <w:rPr>
+          <w:lang w:val="ru-RU"/>
+        </w:rPr>
+      </w:pPr>
+      <w:r>
+        <w:rPr>
+          <w:lang w:val="ru-RU"/>
+        </w:rPr>
+        <w:t>2. Минимизация затрат и времени на внедрение</w:t>
+      </w:r>
+    </w:p>
+    <w:p>
+      <w:pPr>
+        <w:spacing w:before="240" w:after="240"/>
+        <w:jc w:val="both"/>
+        <w:rPr>
+          <w:lang w:val="ru-RU"/>
+        </w:rPr>
+      </w:pPr>
+      <w:r>
+        <w:rPr>
+          <w:lang w:val="ru-RU"/>
+        </w:rPr>
+        <w:t>Банк «Стандарт» стремится быстро внедрить MVP, чтобы избежать перегрузки кол-центра, поэтому важно минимизировать затраты и время на разработку.</w:t>
+      </w:r>
+      <w:r>
+        <w:rPr>
+          <w:lang w:val="ru-RU"/>
+        </w:rPr>
         <w:t xml:space="preserve"> </w:t>
       </w:r>
-      <w:proofErr w:type="spellStart"/>
-      <w:r>
-        <w:t>Java</w:t>
-      </w:r>
-      <w:proofErr w:type="spellEnd"/>
-      <w:r>
+      <w:r>
+        <w:rPr>
+          <w:lang w:val="ru-RU"/>
+        </w:rPr>
+        <w:t>Использование существующих технологий (например, SFTP-протокола) позволяет избежать затрат на разработку новых решений.</w:t>
+      </w:r>
+    </w:p>
+    <w:p>
+      <w:pPr>
+        <w:spacing w:before="240" w:after="240"/>
+        <w:jc w:val="both"/>
+        <w:rPr>
+          <w:lang w:val="ru-RU"/>
+        </w:rPr>
+      </w:pPr>
+      <w:r>
+        <w:rPr>
+          <w:lang w:val="ru-RU"/>
+        </w:rPr>
+        <w:t>Передача файлов — это стандартный и хорошо отработанный процесс, который не требует значительных изменений в текущей системе банка.</w:t>
+      </w:r>
+    </w:p>
+    <w:p>
+      <w:pPr>
+        <w:spacing w:before="240" w:after="240"/>
+        <w:jc w:val="both"/>
+        <w:rPr>
+          <w:lang w:val="ru-RU"/>
+        </w:rPr>
+      </w:pPr>
+    </w:p>
+    <w:p>
+      <w:pPr>
+        <w:spacing w:before="240" w:after="240"/>
+        <w:jc w:val="both"/>
+        <w:rPr>
+          <w:lang w:val="ru-RU"/>
+        </w:rPr>
+      </w:pPr>
+      <w:r>
+        <w:rPr>
+          <w:lang w:val="ru-RU"/>
+        </w:rPr>
+        <w:lastRenderedPageBreak/>
+        <w:t>3. Соответствие функциональным требованиям</w:t>
+      </w:r>
+    </w:p>
+    <w:p>
+      <w:pPr>
+        <w:spacing w:before="240" w:after="240"/>
+        <w:jc w:val="both"/>
+        <w:rPr>
+          <w:lang w:val="ru-RU"/>
+        </w:rPr>
+      </w:pPr>
+      <w:r>
+        <w:rPr>
+          <w:lang w:val="ru-RU"/>
+        </w:rPr>
+        <w:t>Решение должно обеспечивать передачу актуальных ставок по депозитам в партнёрский кол-центр и возможность консультирования клиентов.</w:t>
+      </w:r>
+      <w:r>
+        <w:rPr>
+          <w:lang w:val="ru-RU"/>
+        </w:rPr>
         <w:t xml:space="preserve"> </w:t>
       </w:r>
-      <w:proofErr w:type="spellStart"/>
-      <w:r>
-        <w:t>Spring</w:t>
-      </w:r>
-      <w:proofErr w:type="spellEnd"/>
-      <w:r>
+      <w:r>
+        <w:rPr>
+          <w:lang w:val="ru-RU"/>
+        </w:rPr>
+        <w:t>Формирование файла с актуальными ставками в АБС банка и его передача через SFTP-протокол полностью соответствует функциональным требованиям.</w:t>
+      </w:r>
+    </w:p>
+    <w:p>
+      <w:pPr>
+        <w:spacing w:before="240" w:after="240"/>
+        <w:jc w:val="both"/>
+        <w:rPr>
+          <w:lang w:val="ru-RU"/>
+        </w:rPr>
+      </w:pPr>
+      <w:r>
+        <w:rPr>
+          <w:lang w:val="ru-RU"/>
+        </w:rPr>
+        <w:t>Партнёрский кол-центр получает данные в формате, который может быть легко загружен в их систему.</w:t>
+      </w:r>
+    </w:p>
+    <w:p>
+      <w:pPr>
+        <w:spacing w:before="240" w:after="240"/>
+        <w:jc w:val="both"/>
+        <w:rPr>
+          <w:lang w:val="ru-RU"/>
+        </w:rPr>
+      </w:pPr>
+    </w:p>
+    <w:p>
+      <w:pPr>
+        <w:spacing w:before="240" w:after="240"/>
+        <w:jc w:val="both"/>
+        <w:rPr>
+          <w:lang w:val="ru-RU"/>
+        </w:rPr>
+      </w:pPr>
+      <w:r>
+        <w:rPr>
+          <w:lang w:val="ru-RU"/>
+        </w:rPr>
+        <w:t>4. Учёт нефункциональных требований</w:t>
+      </w:r>
+    </w:p>
+    <w:p>
+      <w:pPr>
+        <w:spacing w:before="240" w:after="240"/>
+        <w:jc w:val="both"/>
+        <w:rPr>
+          <w:lang w:val="ru-RU"/>
+        </w:rPr>
+      </w:pPr>
+      <w:r>
+        <w:rPr>
+          <w:lang w:val="ru-RU"/>
+        </w:rPr>
+        <w:t>Решение должно соответствовать требованиям по безопасности, надёжности, производительности и совместимости.</w:t>
+      </w:r>
+      <w:r>
+        <w:rPr>
+          <w:lang w:val="ru-RU"/>
+        </w:rPr>
         <w:t xml:space="preserve"> </w:t>
       </w:r>
-      <w:proofErr w:type="spellStart"/>
-      <w:r>
-        <w:t>Boot</w:t>
-      </w:r>
-      <w:proofErr w:type="spellEnd"/>
-      <w:r>
-        <w:t>.</w:t>
-      </w:r>
     </w:p>
     <w:p>
       <w:pPr>
         <w:spacing w:before="240" w:after="240"/>
-      </w:pPr>
-      <w:r>
-        <w:t>Сервис уведомлений</w:t>
-      </w:r>
-      <w:proofErr w:type="gramStart"/>
-      <w:r>
-        <w:t>: Для</w:t>
-      </w:r>
-      <w:proofErr w:type="gramEnd"/>
-      <w:r>
-        <w:t xml:space="preserve"> отправки СМС-уведомлений </w:t>
-      </w:r>
-      <w:r>
-        <w:rPr>
-          <w:lang w:val="ru-RU"/>
-        </w:rPr>
-        <w:t>выбран</w:t>
-      </w:r>
-      <w:r>
-        <w:t xml:space="preserve"> </w:t>
-      </w:r>
-      <w:proofErr w:type="spellStart"/>
-      <w:r>
-        <w:t>Java</w:t>
-      </w:r>
-      <w:proofErr w:type="spellEnd"/>
-      <w:r>
-        <w:t xml:space="preserve"> </w:t>
-      </w:r>
-      <w:proofErr w:type="spellStart"/>
-      <w:r>
-        <w:t>Spring</w:t>
-      </w:r>
-      <w:proofErr w:type="spellEnd"/>
-      <w:r>
-        <w:t xml:space="preserve"> </w:t>
-      </w:r>
-      <w:proofErr w:type="spellStart"/>
-      <w:r>
-        <w:t>Boot</w:t>
-      </w:r>
-      <w:proofErr w:type="spellEnd"/>
-      <w:r>
-        <w:t>.</w:t>
+        <w:jc w:val="both"/>
+        <w:rPr>
+          <w:lang w:val="ru-RU"/>
+        </w:rPr>
+      </w:pPr>
+      <w:r>
+        <w:rPr>
+          <w:lang w:val="ru-RU"/>
+        </w:rPr>
+        <w:t>Безопасность: Использование SFTP-протокола с шифрованием данных обеспечивает безопасность передачи информации.</w:t>
       </w:r>
     </w:p>
     <w:p>
       <w:pPr>
         <w:spacing w:before="240" w:after="240"/>
-      </w:pPr>
-      <w:r>
-        <w:t>Сервис ставок: Хранение ставок в АБС (</w:t>
-      </w:r>
-      <w:proofErr w:type="spellStart"/>
-      <w:r>
-        <w:t>Oracle</w:t>
-      </w:r>
-      <w:proofErr w:type="spellEnd"/>
-      <w:r>
-        <w:t>) устраняет ручные процессы и повышает точность данных.</w:t>
+        <w:jc w:val="both"/>
+        <w:rPr>
+          <w:lang w:val="ru-RU"/>
+        </w:rPr>
+      </w:pPr>
+      <w:r>
+        <w:rPr>
+          <w:lang w:val="ru-RU"/>
+        </w:rPr>
+        <w:t>Надёжность: Регулярная передача файлов и контроль их целостности гарантируют надёжность процесса.</w:t>
       </w:r>
     </w:p>
     <w:p>
       <w:pPr>
         <w:spacing w:before="240" w:after="240"/>
-      </w:pPr>
+        <w:jc w:val="both"/>
+        <w:rPr>
+          <w:lang w:val="ru-RU"/>
+        </w:rPr>
+      </w:pPr>
+      <w:r>
+        <w:rPr>
+          <w:lang w:val="ru-RU"/>
+        </w:rPr>
+        <w:t>Производительность: Минимизация времени передачи файлов и их обновления в системе партнёрского кол-центра.</w:t>
+      </w:r>
     </w:p>
     <w:p>
       <w:pPr>
         <w:spacing w:before="240" w:after="240"/>
-      </w:pPr>
-      <w:r>
+        <w:jc w:val="both"/>
+        <w:rPr>
+          <w:lang w:val="ru-RU"/>
+        </w:rPr>
+      </w:pPr>
+      <w:r>
+        <w:rPr>
+          <w:lang w:val="ru-RU"/>
+        </w:rPr>
+        <w:t>Совместимость: Использование стандартного SFTP-протокола и форматов файлов, совместимых с системой партнёрского кол-центра.</w:t>
+      </w:r>
+    </w:p>
+    <w:p>
+      <w:pPr>
+        <w:spacing w:before="240" w:after="240"/>
+        <w:jc w:val="both"/>
+        <w:rPr>
+          <w:lang w:val="ru-RU"/>
+        </w:rPr>
+      </w:pPr>
+    </w:p>
+    <w:p>
+      <w:pPr>
+        <w:spacing w:before="240" w:after="240"/>
+        <w:jc w:val="both"/>
+        <w:rPr>
+          <w:lang w:val="ru-RU"/>
+        </w:rPr>
+      </w:pPr>
+      <w:r>
+        <w:rPr>
+          <w:lang w:val="ru-RU"/>
+        </w:rPr>
+        <w:t>5. Удобство для сотрудников партнёрского кол-центра</w:t>
+      </w:r>
+    </w:p>
+    <w:p>
+      <w:pPr>
+        <w:spacing w:before="240" w:after="240"/>
+        <w:jc w:val="both"/>
+        <w:rPr>
+          <w:lang w:val="ru-RU"/>
+        </w:rPr>
+      </w:pPr>
+      <w:r>
+        <w:rPr>
+          <w:lang w:val="ru-RU"/>
+        </w:rPr>
+        <w:t>Решение должно быть простым и удобным для использования сотрудниками партнёрского кол-центра.</w:t>
+      </w:r>
+    </w:p>
+    <w:p>
+      <w:pPr>
+        <w:spacing w:before="240" w:after="240"/>
+        <w:jc w:val="both"/>
+        <w:rPr>
+          <w:lang w:val="ru-RU"/>
+        </w:rPr>
+      </w:pPr>
+      <w:r>
+        <w:rPr>
+          <w:lang w:val="ru-RU"/>
+        </w:rPr>
+        <w:t>Передача данных в виде файлов через SFTP-протокол — это стандартный и понятный процесс для большинства IT-систем.</w:t>
+      </w:r>
+    </w:p>
+    <w:p>
+      <w:pPr>
+        <w:spacing w:before="240" w:after="240"/>
+        <w:jc w:val="both"/>
+        <w:rPr>
+          <w:lang w:val="ru-RU"/>
+        </w:rPr>
+      </w:pPr>
+      <w:r>
+        <w:rPr>
+          <w:lang w:val="ru-RU"/>
+        </w:rPr>
+        <w:t>Партнёрский кол-центр уже имеет опыт работы с подобными решениями, что упрощает внедрение.</w:t>
+      </w:r>
+    </w:p>
+    <w:p>
+      <w:pPr>
+        <w:spacing w:before="240" w:after="240"/>
+        <w:jc w:val="both"/>
+        <w:rPr>
+          <w:lang w:val="ru-RU"/>
+        </w:rPr>
+      </w:pPr>
+    </w:p>
+    <w:p>
+      <w:pPr>
+        <w:spacing w:before="240" w:after="240"/>
+        <w:jc w:val="both"/>
+        <w:rPr>
+          <w:lang w:val="ru-RU"/>
+        </w:rPr>
+      </w:pPr>
+      <w:r>
+        <w:rPr>
+          <w:lang w:val="ru-RU"/>
+        </w:rPr>
+        <w:t>6. Подготовка к будущему расширению</w:t>
+      </w:r>
+    </w:p>
+    <w:p>
+      <w:pPr>
+        <w:spacing w:before="240" w:after="240"/>
+        <w:jc w:val="both"/>
+        <w:rPr>
+          <w:lang w:val="ru-RU"/>
+        </w:rPr>
+      </w:pPr>
+      <w:r>
+        <w:rPr>
+          <w:lang w:val="ru-RU"/>
+        </w:rPr>
+        <w:t>Решение должно быть масштабируемым и позволять внедрять новые функции в будущем.</w:t>
+      </w:r>
+    </w:p>
+    <w:p>
+      <w:pPr>
+        <w:spacing w:before="240" w:after="240"/>
+        <w:jc w:val="both"/>
+        <w:rPr>
+          <w:lang w:val="ru-RU"/>
+        </w:rPr>
+      </w:pPr>
+      <w:r>
+        <w:rPr>
+          <w:lang w:val="ru-RU"/>
+        </w:rPr>
+        <w:t>В будущем можно рассмотреть переход на более современные технологии (например, API) для повышения скорости и автоматизации процесса.</w:t>
+      </w:r>
+    </w:p>
+    <w:p>
+      <w:pPr>
+        <w:spacing w:before="240" w:after="240"/>
+        <w:jc w:val="both"/>
+        <w:rPr>
+          <w:lang w:val="ru-RU"/>
+        </w:rPr>
+      </w:pPr>
+      <w:r>
+        <w:rPr>
+          <w:lang w:val="ru-RU"/>
+        </w:rPr>
         <w:lastRenderedPageBreak/>
-        <w:t>2. Учёт нефункциональных требований</w:t>
+        <w:t>Использование SFTP-протокола не ограничивает возможность дальнейшей модернизации системы.</w:t>
       </w:r>
     </w:p>
     <w:p>
       <w:pPr>
         <w:spacing w:before="240" w:after="240"/>
-      </w:pPr>
-      <w:r>
-        <w:t>Производительность:</w:t>
-      </w:r>
+        <w:jc w:val="both"/>
+        <w:rPr>
+          <w:lang w:val="ru-RU"/>
+        </w:rPr>
+      </w:pPr>
     </w:p>
     <w:p>
       <w:pPr>
         <w:spacing w:before="240" w:after="240"/>
-      </w:pPr>
-      <w:r>
-        <w:rPr>
-          <w:lang w:val="ru-RU"/>
-        </w:rPr>
-        <w:t xml:space="preserve">- </w:t>
-      </w:r>
-      <w:r>
-        <w:t>Использование кэширования для ускорения загрузки справочных данных.</w:t>
+        <w:jc w:val="both"/>
+        <w:rPr>
+          <w:lang w:val="ru-RU"/>
+        </w:rPr>
+      </w:pPr>
+      <w:r>
+        <w:rPr>
+          <w:lang w:val="ru-RU"/>
+        </w:rPr>
+        <w:t>7. Минимизация рисков</w:t>
       </w:r>
     </w:p>
     <w:p>
       <w:pPr>
         <w:spacing w:before="240" w:after="240"/>
-      </w:pPr>
-      <w:r>
-        <w:rPr>
-          <w:lang w:val="ru-RU"/>
-        </w:rPr>
-        <w:t xml:space="preserve">- </w:t>
-      </w:r>
-      <w:r>
-        <w:t xml:space="preserve">Оптимизация запросов к базе данных (MS SQL, </w:t>
-      </w:r>
-      <w:proofErr w:type="spellStart"/>
-      <w:r>
-        <w:t>Oracle</w:t>
-      </w:r>
-      <w:proofErr w:type="spellEnd"/>
-      <w:r>
-        <w:t>).</w:t>
+        <w:jc w:val="both"/>
+        <w:rPr>
+          <w:lang w:val="ru-RU"/>
+        </w:rPr>
+      </w:pPr>
+      <w:r>
+        <w:rPr>
+          <w:lang w:val="ru-RU"/>
+        </w:rPr>
+        <w:t>Необходимо учитывать возможные риски и разработать меры по их минимизации.</w:t>
       </w:r>
     </w:p>
     <w:p>
       <w:pPr>
         <w:spacing w:before="240" w:after="240"/>
-      </w:pPr>
-      <w:r>
-        <w:t>Масштабируемость:</w:t>
+        <w:jc w:val="both"/>
+        <w:rPr>
+          <w:lang w:val="ru-RU"/>
+        </w:rPr>
+      </w:pPr>
+      <w:r>
+        <w:rPr>
+          <w:lang w:val="ru-RU"/>
+        </w:rPr>
+        <w:t>Риск задержек в обновлении данных: Настройка автоматического формирования и передачи файлов с актуальными ставками.</w:t>
       </w:r>
     </w:p>
     <w:p>
       <w:pPr>
         <w:spacing w:before="240" w:after="240"/>
-      </w:pPr>
-      <w:r>
-        <w:rPr>
-          <w:lang w:val="ru-RU"/>
-        </w:rPr>
-        <w:t xml:space="preserve">- </w:t>
-      </w:r>
-      <w:r>
-        <w:t>Горизонтальное масштабирование интернет-банка (добавление новых серверов).</w:t>
+        <w:jc w:val="both"/>
+        <w:rPr>
+          <w:lang w:val="ru-RU"/>
+        </w:rPr>
+      </w:pPr>
+      <w:r>
+        <w:rPr>
+          <w:lang w:val="ru-RU"/>
+        </w:rPr>
+        <w:t>Риск утечки данных: Использование шифрования данных и ограничение доступа к файлам.</w:t>
       </w:r>
     </w:p>
     <w:p>
       <w:pPr>
         <w:spacing w:before="240" w:after="240"/>
-      </w:pPr>
-      <w:r>
-        <w:t>Безопасность:</w:t>
+        <w:jc w:val="both"/>
+        <w:rPr>
+          <w:lang w:val="ru-RU"/>
+        </w:rPr>
+      </w:pPr>
+      <w:r>
+        <w:rPr>
+          <w:lang w:val="ru-RU"/>
+        </w:rPr>
+        <w:t>Риск перегрузки партнёрского кол-центра: Регулярный мониторинг нагрузки на кол-центр и распределение запросов между банковским и партнёрским кол-центрами.</w:t>
       </w:r>
     </w:p>
     <w:p>
       <w:pPr>
         <w:spacing w:before="240" w:after="240"/>
-      </w:pPr>
-      <w:r>
-        <w:rPr>
-          <w:lang w:val="ru-RU"/>
-        </w:rPr>
-        <w:t xml:space="preserve">- </w:t>
-      </w:r>
-      <w:r>
-        <w:t>Шифрование данных при передаче (HTTPS, TLS).</w:t>
-      </w:r>
-    </w:p>
-    <w:p>
-      <w:pPr>
-        <w:spacing w:before="240" w:after="240"/>
-      </w:pPr>
-      <w:r>
-        <w:rPr>
-          <w:lang w:val="ru-RU"/>
-        </w:rPr>
-        <w:t xml:space="preserve">- </w:t>
-      </w:r>
-      <w:r>
-        <w:t>Использование промежуточного слоя для ограничения доступа к АБС.</w:t>
-      </w:r>
-    </w:p>
-    <w:p>
-      <w:pPr>
-        <w:spacing w:before="240" w:after="240"/>
-      </w:pPr>
-      <w:proofErr w:type="spellStart"/>
-      <w:r>
-        <w:t>Поддерживаемость</w:t>
-      </w:r>
-      <w:proofErr w:type="spellEnd"/>
-      <w:r>
-        <w:t>:</w:t>
-      </w:r>
-    </w:p>
-    <w:p>
-      <w:pPr>
-        <w:spacing w:before="240" w:after="240"/>
-      </w:pPr>
-      <w:r>
-        <w:rPr>
-          <w:lang w:val="ru-RU"/>
-        </w:rPr>
-        <w:t xml:space="preserve">- </w:t>
-      </w:r>
-      <w:r>
-        <w:t xml:space="preserve">Использование существующих технологий (MS SQL, </w:t>
-      </w:r>
-      <w:proofErr w:type="spellStart"/>
-      <w:r>
-        <w:t>Oracle</w:t>
-      </w:r>
-      <w:proofErr w:type="spellEnd"/>
-      <w:r>
-        <w:t>) для минимизации затрат на обучение.</w:t>
-      </w:r>
-    </w:p>
-    <w:p>
-      <w:pPr>
-        <w:spacing w:before="240" w:after="240"/>
-      </w:pPr>
-      <w:r>
-        <w:rPr>
-          <w:lang w:val="ru-RU"/>
-        </w:rPr>
-        <w:t xml:space="preserve">- </w:t>
-      </w:r>
-      <w:r>
-        <w:t>Разработка документации для дальнейшего расширения системы.</w:t>
-      </w:r>
-    </w:p>
-    <w:p>
-      <w:pPr>
-        <w:spacing w:before="240" w:after="240"/>
-      </w:pPr>
-    </w:p>
-    <w:p>
-      <w:pPr>
-        <w:spacing w:before="240" w:after="240"/>
-      </w:pPr>
-      <w:r>
-        <w:t>3. Учёт архитектурно-значимых требований</w:t>
-      </w:r>
-    </w:p>
-    <w:p>
-      <w:pPr>
-        <w:spacing w:before="240" w:after="240"/>
-      </w:pPr>
-      <w:r>
-        <w:t>Промежуточный слой: Прямая интеграция интернет-банка с АБС может привести к перегрузке системы. Промежуточный слой (сервис заявок на депозиты) снижает нагрузку и повышает отказоустойчивость.</w:t>
-      </w:r>
-    </w:p>
-    <w:p>
-      <w:pPr>
-        <w:spacing w:before="240" w:after="240"/>
-      </w:pPr>
-      <w:r>
-        <w:t>Шифрование данных: Защита чувствительных данных клиентов (номер телефона, Ф.И.О.) от утечек.</w:t>
-      </w:r>
-    </w:p>
-    <w:p>
-      <w:pPr>
-        <w:spacing w:before="240" w:after="240"/>
-      </w:pPr>
-      <w:r>
-        <w:t>Горизонтальное масштабирование: Обеспечение высокой доступности и производительности при увеличении числа клиентов.</w:t>
-      </w:r>
-    </w:p>
-    <w:p>
-      <w:pPr>
-        <w:spacing w:before="240" w:after="240"/>
-      </w:pPr>
-      <w:proofErr w:type="spellStart"/>
-      <w:r>
-        <w:t>Микросервисная</w:t>
-      </w:r>
-      <w:proofErr w:type="spellEnd"/>
-      <w:r>
-        <w:t xml:space="preserve"> архитектура: Упрощение поддержки и масштабирования интернет-банка.</w:t>
-      </w:r>
-    </w:p>
-    <w:p>
-      <w:pPr>
-        <w:spacing w:before="240" w:after="240"/>
-      </w:pPr>
-    </w:p>
-    <w:p>
-      <w:pPr>
-        <w:spacing w:before="240" w:after="240"/>
-      </w:pPr>
-      <w:r>
-        <w:t>4. Учёт ограничений и рисков</w:t>
-      </w:r>
-    </w:p>
-    <w:p>
-      <w:pPr>
-        <w:spacing w:before="240" w:after="240"/>
-      </w:pPr>
-      <w:r>
-        <w:t>Избежание прямой интеграции: Использование промежуточного слоя для снижения нагрузки на АБС.</w:t>
-      </w:r>
-    </w:p>
-    <w:p>
-      <w:pPr>
-        <w:spacing w:before="240" w:after="240"/>
-      </w:pPr>
-      <w:r>
-        <w:t>Минимизация доработок: Использование существующих технологий и экспертизы сотрудников для снижения затрат и времени на реализацию.</w:t>
-      </w:r>
-    </w:p>
-    <w:p>
-      <w:pPr>
-        <w:spacing w:before="240" w:after="240"/>
-      </w:pPr>
-    </w:p>
-    <w:p>
-      <w:pPr>
-        <w:spacing w:before="240" w:after="240"/>
-      </w:pPr>
-      <w:r>
-        <w:t>5. Итоговая логика принятия решений</w:t>
-      </w:r>
-    </w:p>
-    <w:p>
-      <w:pPr>
-        <w:spacing w:before="240" w:after="240"/>
-      </w:pPr>
-      <w:r>
-        <w:t>Минимизация рисков:</w:t>
-      </w:r>
-    </w:p>
-    <w:p>
-      <w:pPr>
-        <w:spacing w:before="240" w:after="240"/>
-      </w:pPr>
-      <w:r>
-        <w:rPr>
-          <w:lang w:val="ru-RU"/>
-        </w:rPr>
-        <w:t xml:space="preserve">- </w:t>
-      </w:r>
-      <w:r>
-        <w:t xml:space="preserve">Использование проверенных технологий (ASP.NET, </w:t>
-      </w:r>
-      <w:proofErr w:type="spellStart"/>
-      <w:r>
-        <w:t>Java</w:t>
-      </w:r>
-      <w:proofErr w:type="spellEnd"/>
-      <w:r>
-        <w:t xml:space="preserve"> </w:t>
-      </w:r>
-      <w:proofErr w:type="spellStart"/>
-      <w:r>
-        <w:t>Spring</w:t>
-      </w:r>
-      <w:proofErr w:type="spellEnd"/>
-      <w:r>
-        <w:t xml:space="preserve"> </w:t>
-      </w:r>
-      <w:proofErr w:type="spellStart"/>
-      <w:r>
-        <w:t>Boot</w:t>
-      </w:r>
-      <w:proofErr w:type="spellEnd"/>
-      <w:r>
-        <w:t>).</w:t>
-      </w:r>
-    </w:p>
-    <w:p>
-      <w:pPr>
-        <w:spacing w:before="240" w:after="240"/>
-      </w:pPr>
-      <w:r>
-        <w:rPr>
-          <w:lang w:val="ru-RU"/>
-        </w:rPr>
-        <w:t xml:space="preserve">- </w:t>
-      </w:r>
-      <w:r>
-        <w:t>Избежание прямой интеграции с АБС.</w:t>
-      </w:r>
-    </w:p>
-    <w:p>
-      <w:pPr>
-        <w:spacing w:before="240" w:after="240"/>
-      </w:pPr>
-      <w:r>
-        <w:rPr>
-          <w:lang w:val="ru-RU"/>
-        </w:rPr>
-        <w:t xml:space="preserve">- </w:t>
-      </w:r>
-      <w:r>
-        <w:t>Обеспечение масштабируемости:</w:t>
-      </w:r>
-    </w:p>
-    <w:p>
-      <w:pPr>
-        <w:spacing w:before="240" w:after="240"/>
-      </w:pPr>
-      <w:r>
-        <w:rPr>
-          <w:lang w:val="ru-RU"/>
-        </w:rPr>
-        <w:t xml:space="preserve">- </w:t>
-      </w:r>
-      <w:r>
-        <w:t>Горизонтальное масштабирование интернет-банка.</w:t>
-      </w:r>
-    </w:p>
-    <w:p>
-      <w:pPr>
-        <w:spacing w:before="240" w:after="240"/>
-      </w:pPr>
-      <w:r>
-        <w:rPr>
-          <w:lang w:val="ru-RU"/>
-        </w:rPr>
-        <w:t xml:space="preserve">- </w:t>
-      </w:r>
-      <w:r>
-        <w:t>Обеспечение безопасности:</w:t>
-      </w:r>
-    </w:p>
-    <w:p>
-      <w:pPr>
-        <w:spacing w:before="240" w:after="240"/>
-      </w:pPr>
-      <w:r>
-        <w:rPr>
-          <w:lang w:val="ru-RU"/>
-        </w:rPr>
-        <w:t xml:space="preserve">- </w:t>
-      </w:r>
-      <w:r>
-        <w:t>Шифрование данных при передаче.</w:t>
-      </w:r>
-    </w:p>
-    <w:p>
-      <w:pPr>
-        <w:spacing w:before="240" w:after="240"/>
-      </w:pPr>
-      <w:r>
-        <w:rPr>
-          <w:lang w:val="ru-RU"/>
-        </w:rPr>
-        <w:t xml:space="preserve">- </w:t>
-      </w:r>
-      <w:r>
-        <w:t>Использование промежуточного слоя для ограничения доступа к АБС.</w:t>
-      </w:r>
-    </w:p>
-    <w:p>
-      <w:pPr>
-        <w:spacing w:before="240" w:after="240"/>
-      </w:pPr>
-    </w:p>
-    <w:p>
-      <w:pPr>
-        <w:spacing w:before="240" w:after="240"/>
-      </w:pPr>
-      <w:r>
-        <w:t>Учёт ограничений:</w:t>
-      </w:r>
-    </w:p>
-    <w:p>
-      <w:pPr>
-        <w:spacing w:before="240" w:after="240"/>
-      </w:pPr>
-      <w:r>
-        <w:rPr>
-          <w:lang w:val="ru-RU"/>
-        </w:rPr>
-        <w:t xml:space="preserve">- </w:t>
-      </w:r>
-      <w:r>
-        <w:t xml:space="preserve">Использование существующих технологий (MS SQL, </w:t>
-      </w:r>
-      <w:proofErr w:type="spellStart"/>
-      <w:r>
-        <w:t>Oracle</w:t>
-      </w:r>
-      <w:proofErr w:type="spellEnd"/>
-      <w:r>
-        <w:t>).</w:t>
-      </w:r>
-    </w:p>
-    <w:p>
-      <w:pPr>
-        <w:spacing w:before="240" w:after="240"/>
-      </w:pPr>
-      <w:r>
-        <w:rPr>
-          <w:lang w:val="ru-RU"/>
-        </w:rPr>
-        <w:t xml:space="preserve">- </w:t>
-      </w:r>
-      <w:r>
-        <w:t>Минимизация доработок со стороны подрядчика.</w:t>
-      </w:r>
-    </w:p>
-    <w:p>
-      <w:pPr>
-        <w:spacing w:before="240" w:after="240"/>
-      </w:pPr>
-      <w:r>
-        <w:rPr>
-          <w:lang w:val="ru-RU"/>
-        </w:rPr>
-        <w:t xml:space="preserve">- </w:t>
-      </w:r>
-      <w:r>
-        <w:t xml:space="preserve">Обеспечение </w:t>
-      </w:r>
-      <w:proofErr w:type="spellStart"/>
-      <w:r>
-        <w:t>поддерживаемости</w:t>
-      </w:r>
-      <w:proofErr w:type="spellEnd"/>
-      <w:r>
-        <w:t>:</w:t>
-      </w:r>
-    </w:p>
-    <w:p>
-      <w:pPr>
-        <w:spacing w:before="240" w:after="240"/>
-      </w:pPr>
-      <w:r>
-        <w:rPr>
-          <w:lang w:val="ru-RU"/>
-        </w:rPr>
-        <w:t xml:space="preserve">- </w:t>
-      </w:r>
-      <w:r>
-        <w:t>Разработка документации для дальнейшего расширения системы.</w:t>
-      </w:r>
-    </w:p>
-    <w:p>
-      <w:pPr>
-        <w:spacing w:before="240" w:after="240"/>
-      </w:pPr>
-      <w:r>
-        <w:rPr>
-          <w:lang w:val="ru-RU"/>
-        </w:rPr>
-        <w:t xml:space="preserve">- </w:t>
-      </w:r>
-      <w:r>
-        <w:t xml:space="preserve">Использование </w:t>
-      </w:r>
-      <w:proofErr w:type="spellStart"/>
-      <w:r>
-        <w:t>микросервисной</w:t>
-      </w:r>
-      <w:proofErr w:type="spellEnd"/>
-      <w:r>
-        <w:t xml:space="preserve"> архитектуры для упрощения поддержки.</w:t>
-      </w:r>
-    </w:p>
-    <w:p>
-      <w:pPr>
-        <w:spacing w:before="240" w:after="240"/>
-      </w:pPr>
-    </w:p>
-    <w:p>
-      <w:pPr>
-        <w:spacing w:before="240" w:after="240"/>
-      </w:pPr>
-      <w:r>
-        <w:t>Этот подход позволяет реализовать MVP для открытия депозитов с минимальными рисками и максимальной эффективностью.</w:t>
+        <w:jc w:val="both"/>
+        <w:rPr>
+          <w:lang w:val="ru-RU"/>
+        </w:rPr>
+      </w:pPr>
+      <w:r>
+        <w:rPr>
+          <w:lang w:val="ru-RU"/>
+        </w:rPr>
+        <w:t>Этот подход позволяет банку «Стандарт» быстро интегрировать партнёрский кол-центр в процесс обработки заявок на депозиты, минимизировать затраты и риски, а также обеспечить безопасность и надёжность передачи данных. В будущем можно рассмотреть переход на более современные технологии для повышения скорости и автоматизации процесса.</w:t>
       </w:r>
     </w:p>
     <w:p>
@@ -2899,7 +3083,7 @@
         <w:jc w:val="both"/>
       </w:pPr>
       <w:r>
-        <w:t xml:space="preserve">При проектировании архитектуры для открытия депозитов через интернет-банк </w:t>
+        <w:t xml:space="preserve">При проектировании архитектуры </w:t>
       </w:r>
       <w:r>
         <w:rPr>
@@ -2908,7 +3092,11 @@
         <w:t>были</w:t>
       </w:r>
       <w:r>
-        <w:t xml:space="preserve"> рассмотре</w:t>
+        <w:t xml:space="preserve"> </w:t>
+      </w:r>
+      <w:proofErr w:type="spellStart"/>
+      <w:r>
+        <w:t>рассмотре</w:t>
       </w:r>
       <w:r>
         <w:rPr>
@@ -2916,6 +3104,7 @@
         </w:rPr>
         <w:t>ны</w:t>
       </w:r>
+      <w:proofErr w:type="spellEnd"/>
       <w:r>
         <w:t xml:space="preserve"> несколько альтернативных решений. Каждое из них имеет свои преимущества и недостатки, которые </w:t>
       </w:r>
@@ -2983,7 +3172,7 @@
               <w:jc w:val="center"/>
             </w:pPr>
             <w:r>
-              <w:t>Прямая интеграция интернет-банка с АБС</w:t>
+              <w:t>Использование API для партнёрского кол-центра</w:t>
             </w:r>
           </w:p>
         </w:tc>
@@ -3008,7 +3197,7 @@
               <w:spacing w:before="240" w:after="240"/>
             </w:pPr>
             <w:r>
-              <w:t>Описание:</w:t>
+              <w:t>Преимущества:</w:t>
             </w:r>
           </w:p>
         </w:tc>
@@ -3021,7 +3210,30 @@
               <w:spacing w:before="240" w:after="240"/>
             </w:pPr>
             <w:r>
-              <w:t>Интернет-банк напрямую взаимодействует с АБС через API для обработки заявок на депозиты.</w:t>
+              <w:rPr>
+                <w:lang w:val="ru-RU"/>
+              </w:rPr>
+              <w:t xml:space="preserve">- </w:t>
+            </w:r>
+            <w:r>
+              <w:t>Реальное время обновления данных.</w:t>
+            </w:r>
+          </w:p>
+          <w:p>
+            <w:pPr>
+              <w:spacing w:before="240" w:after="240"/>
+              <w:rPr>
+                <w:lang w:val="ru-RU"/>
+              </w:rPr>
+            </w:pPr>
+            <w:r>
+              <w:rPr>
+                <w:lang w:val="ru-RU"/>
+              </w:rPr>
+              <w:t xml:space="preserve">- </w:t>
+            </w:r>
+            <w:r>
+              <w:t>Упрощение интеграции.</w:t>
             </w:r>
           </w:p>
         </w:tc>
@@ -3046,7 +3258,7 @@
               <w:spacing w:before="240" w:after="240"/>
             </w:pPr>
             <w:r>
-              <w:t>Преимущества:</w:t>
+              <w:t>Недостатки:</w:t>
             </w:r>
           </w:p>
         </w:tc>
@@ -3057,32 +3269,15 @@
           <w:p>
             <w:pPr>
               <w:spacing w:before="240" w:after="240"/>
-            </w:pPr>
-            <w:r>
               <w:rPr>
                 <w:lang w:val="ru-RU"/>
               </w:rPr>
-              <w:t xml:space="preserve">- </w:t>
-            </w:r>
-            <w:r>
-              <w:t>Упрощение архитектуры (меньше компонентов).</w:t>
-            </w:r>
-          </w:p>
-          <w:p>
-            <w:pPr>
-              <w:spacing w:before="240" w:after="240"/>
+            </w:pPr>
+            <w:r>
               <w:rPr>
                 <w:lang w:val="ru-RU"/>
               </w:rPr>
-            </w:pPr>
-            <w:r>
-              <w:rPr>
-                <w:lang w:val="ru-RU"/>
-              </w:rPr>
-              <w:t xml:space="preserve">- </w:t>
-            </w:r>
-            <w:r>
-              <w:t>Снижение времени разработки (не нужно создавать промежуточный слой).</w:t>
+              <w:t>Партнёрский кол-центр не поддерживает API-вызовы.</w:t>
             </w:r>
           </w:p>
         </w:tc>
@@ -3095,69 +3290,30 @@
           <w:p>
             <w:pPr>
               <w:spacing w:before="240" w:after="240"/>
-            </w:pPr>
-          </w:p>
-        </w:tc>
-        <w:tc>
-          <w:tcPr>
-            <w:tcW w:w="1985" w:type="dxa"/>
+              <w:rPr>
+                <w:lang w:val="ru-RU"/>
+              </w:rPr>
+            </w:pPr>
+            <w:r>
+              <w:rPr>
+                <w:lang w:val="ru-RU"/>
+              </w:rPr>
+              <w:t>2</w:t>
+            </w:r>
+          </w:p>
+        </w:tc>
+        <w:tc>
+          <w:tcPr>
+            <w:tcW w:w="9072" w:type="dxa"/>
+            <w:gridSpan w:val="2"/>
           </w:tcPr>
           <w:p>
             <w:pPr>
               <w:spacing w:before="240" w:after="240"/>
-            </w:pPr>
-            <w:r>
-              <w:t>Недостатки:</w:t>
-            </w:r>
-          </w:p>
-        </w:tc>
-        <w:tc>
-          <w:tcPr>
-            <w:tcW w:w="7087" w:type="dxa"/>
-          </w:tcPr>
-          <w:p>
-            <w:pPr>
-              <w:spacing w:before="240" w:after="240"/>
-            </w:pPr>
-            <w:r>
-              <w:rPr>
-                <w:lang w:val="ru-RU"/>
-              </w:rPr>
-              <w:t xml:space="preserve">- </w:t>
-            </w:r>
-            <w:r>
-              <w:t>Высокая нагрузка на АБС, что может привести к её перегрузке.</w:t>
-            </w:r>
-          </w:p>
-          <w:p>
-            <w:pPr>
-              <w:spacing w:before="240" w:after="240"/>
-            </w:pPr>
-            <w:r>
-              <w:rPr>
-                <w:lang w:val="ru-RU"/>
-              </w:rPr>
-              <w:t xml:space="preserve">- </w:t>
-            </w:r>
-            <w:r>
-              <w:t>Ограниченная масштабируемость (АБС может масштабироваться только вертикально).</w:t>
-            </w:r>
-          </w:p>
-          <w:p>
-            <w:pPr>
-              <w:spacing w:before="240" w:after="240"/>
-              <w:rPr>
-                <w:lang w:val="ru-RU"/>
-              </w:rPr>
-            </w:pPr>
-            <w:r>
-              <w:rPr>
-                <w:lang w:val="ru-RU"/>
-              </w:rPr>
-              <w:t xml:space="preserve">- </w:t>
-            </w:r>
-            <w:r>
-              <w:t>Риск снижения доступности системы при увеличении числа клиентов.</w:t>
+              <w:jc w:val="center"/>
+            </w:pPr>
+            <w:r>
+              <w:t>Использование электронной почты для передачи файлов</w:t>
             </w:r>
           </w:p>
         </w:tc>
@@ -3182,7 +3338,7 @@
               <w:spacing w:before="240" w:after="240"/>
             </w:pPr>
             <w:r>
-              <w:t>Почему отказались:</w:t>
+              <w:t>Преимущества:</w:t>
             </w:r>
           </w:p>
         </w:tc>
@@ -3193,9 +3349,12 @@
           <w:p>
             <w:pPr>
               <w:spacing w:before="240" w:after="240"/>
-            </w:pPr>
-            <w:r>
-              <w:t>Прямая интеграция с АБС не соответствует требованиям масштабируемости и надёжности.</w:t>
+              <w:rPr>
+                <w:lang w:val="ru-RU"/>
+              </w:rPr>
+            </w:pPr>
+            <w:r>
+              <w:t>Простота реализации.</w:t>
             </w:r>
           </w:p>
         </w:tc>
@@ -3208,15 +3367,73 @@
           <w:p>
             <w:pPr>
               <w:spacing w:before="240" w:after="240"/>
+            </w:pPr>
+          </w:p>
+        </w:tc>
+        <w:tc>
+          <w:tcPr>
+            <w:tcW w:w="1985" w:type="dxa"/>
+          </w:tcPr>
+          <w:p>
+            <w:pPr>
+              <w:spacing w:before="240" w:after="240"/>
+            </w:pPr>
+            <w:r>
+              <w:t>Недостатки:</w:t>
+            </w:r>
+          </w:p>
+        </w:tc>
+        <w:tc>
+          <w:tcPr>
+            <w:tcW w:w="7087" w:type="dxa"/>
+          </w:tcPr>
+          <w:p>
+            <w:pPr>
+              <w:spacing w:before="240" w:after="240"/>
+            </w:pPr>
+            <w:r>
               <w:rPr>
                 <w:lang w:val="ru-RU"/>
               </w:rPr>
+              <w:t xml:space="preserve">- </w:t>
+            </w:r>
+            <w:r>
+              <w:t>Низкая надёжность передачи данных.</w:t>
+            </w:r>
+          </w:p>
+          <w:p>
+            <w:pPr>
+              <w:spacing w:before="240" w:after="240"/>
             </w:pPr>
             <w:r>
               <w:rPr>
                 <w:lang w:val="ru-RU"/>
               </w:rPr>
-              <w:t>2</w:t>
+              <w:t xml:space="preserve">- </w:t>
+            </w:r>
+            <w:r>
+              <w:t>Риск утечки данных.</w:t>
+            </w:r>
+          </w:p>
+        </w:tc>
+      </w:tr>
+      <w:tr>
+        <w:tc>
+          <w:tcPr>
+            <w:tcW w:w="704" w:type="dxa"/>
+          </w:tcPr>
+          <w:p>
+            <w:pPr>
+              <w:spacing w:before="240" w:after="240"/>
+              <w:rPr>
+                <w:lang w:val="ru-RU"/>
+              </w:rPr>
+            </w:pPr>
+            <w:r>
+              <w:rPr>
+                <w:lang w:val="ru-RU"/>
+              </w:rPr>
+              <w:t>3</w:t>
             </w:r>
           </w:p>
         </w:tc>
@@ -3231,7 +3448,7 @@
               <w:jc w:val="center"/>
             </w:pPr>
             <w:r>
-              <w:t>Отсутствие шифрования данных при передаче</w:t>
+              <w:t>Использование облачного хранилища для передачи файлов</w:t>
             </w:r>
           </w:p>
         </w:tc>
@@ -3256,7 +3473,7 @@
               <w:spacing w:before="240" w:after="240"/>
             </w:pPr>
             <w:r>
-              <w:t>Описание:</w:t>
+              <w:t>Преимущества:</w:t>
             </w:r>
           </w:p>
         </w:tc>
@@ -3267,9 +3484,15 @@
           <w:p>
             <w:pPr>
               <w:spacing w:before="240" w:after="240"/>
-            </w:pPr>
-            <w:r>
-              <w:t>Данные передаются между системами без шифрования.</w:t>
+              <w:rPr>
+                <w:lang w:val="ru-RU"/>
+              </w:rPr>
+            </w:pPr>
+            <w:r>
+              <w:rPr>
+                <w:lang w:val="ru-RU"/>
+              </w:rPr>
+              <w:t>Высокая надёжность передачи данных.</w:t>
             </w:r>
           </w:p>
         </w:tc>
@@ -3294,7 +3517,7 @@
               <w:spacing w:before="240" w:after="240"/>
             </w:pPr>
             <w:r>
-              <w:t>Преимущества:</w:t>
+              <w:t>Недостатки:</w:t>
             </w:r>
           </w:p>
         </w:tc>
@@ -3305,659 +3528,32 @@
           <w:p>
             <w:pPr>
               <w:spacing w:before="240" w:after="240"/>
+            </w:pPr>
+            <w:r>
               <w:rPr>
                 <w:lang w:val="ru-RU"/>
               </w:rPr>
-            </w:pPr>
-            <w:r>
-              <w:t>Упрощение разработки и снижение затрат на реализацию.</w:t>
-            </w:r>
-          </w:p>
-        </w:tc>
-      </w:tr>
-      <w:tr>
-        <w:tc>
-          <w:tcPr>
-            <w:tcW w:w="704" w:type="dxa"/>
-          </w:tcPr>
+              <w:t xml:space="preserve">- </w:t>
+            </w:r>
+            <w:r>
+              <w:t>Дополнительные затраты на облачное хранилище.</w:t>
+            </w:r>
+          </w:p>
           <w:p>
             <w:pPr>
               <w:spacing w:before="240" w:after="240"/>
-            </w:pPr>
-          </w:p>
-        </w:tc>
-        <w:tc>
-          <w:tcPr>
-            <w:tcW w:w="1985" w:type="dxa"/>
-          </w:tcPr>
-          <w:p>
-            <w:pPr>
-              <w:spacing w:before="240" w:after="240"/>
-            </w:pPr>
-            <w:r>
-              <w:t>Недостатки:</w:t>
-            </w:r>
-          </w:p>
-        </w:tc>
-        <w:tc>
-          <w:tcPr>
-            <w:tcW w:w="7087" w:type="dxa"/>
-          </w:tcPr>
-          <w:p>
-            <w:pPr>
-              <w:spacing w:before="240" w:after="240"/>
-            </w:pPr>
-            <w:r>
               <w:rPr>
                 <w:lang w:val="ru-RU"/>
               </w:rPr>
-              <w:t>-</w:t>
-            </w:r>
+            </w:pPr>
             <w:r>
               <w:rPr>
                 <w:lang w:val="ru-RU"/>
               </w:rPr>
-              <w:t xml:space="preserve"> </w:t>
-            </w:r>
-            <w:r>
-              <w:t>Высокий риск утечки чувствительных данных клиентов.</w:t>
-            </w:r>
-          </w:p>
-          <w:p>
-            <w:pPr>
-              <w:spacing w:before="240" w:after="240"/>
-            </w:pPr>
-            <w:r>
-              <w:rPr>
-                <w:lang w:val="ru-RU"/>
-              </w:rPr>
               <w:t xml:space="preserve">- </w:t>
             </w:r>
             <w:r>
-              <w:t>Несоответствие требованиям безопасности и законодательства (например, GDPR).</w:t>
-            </w:r>
-          </w:p>
-        </w:tc>
-      </w:tr>
-      <w:tr>
-        <w:tc>
-          <w:tcPr>
-            <w:tcW w:w="704" w:type="dxa"/>
-          </w:tcPr>
-          <w:p>
-            <w:pPr>
-              <w:spacing w:before="240" w:after="240"/>
-            </w:pPr>
-          </w:p>
-        </w:tc>
-        <w:tc>
-          <w:tcPr>
-            <w:tcW w:w="1985" w:type="dxa"/>
-          </w:tcPr>
-          <w:p>
-            <w:pPr>
-              <w:spacing w:before="240" w:after="240"/>
-            </w:pPr>
-            <w:r>
-              <w:t>Почему отказались:</w:t>
-            </w:r>
-          </w:p>
-        </w:tc>
-        <w:tc>
-          <w:tcPr>
-            <w:tcW w:w="7087" w:type="dxa"/>
-          </w:tcPr>
-          <w:p>
-            <w:pPr>
-              <w:spacing w:before="240" w:after="240"/>
-            </w:pPr>
-            <w:r>
-              <w:t>Отсутствие шифрования неприемлемо для финансовой системы.</w:t>
-            </w:r>
-          </w:p>
-        </w:tc>
-      </w:tr>
-      <w:tr>
-        <w:tc>
-          <w:tcPr>
-            <w:tcW w:w="704" w:type="dxa"/>
-          </w:tcPr>
-          <w:p>
-            <w:pPr>
-              <w:spacing w:before="240" w:after="240"/>
-              <w:rPr>
-                <w:lang w:val="ru-RU"/>
-              </w:rPr>
-            </w:pPr>
-            <w:r>
-              <w:rPr>
-                <w:lang w:val="ru-RU"/>
-              </w:rPr>
-              <w:t>3</w:t>
-            </w:r>
-          </w:p>
-        </w:tc>
-        <w:tc>
-          <w:tcPr>
-            <w:tcW w:w="9072" w:type="dxa"/>
-            <w:gridSpan w:val="2"/>
-          </w:tcPr>
-          <w:p>
-            <w:pPr>
-              <w:spacing w:before="240" w:after="240"/>
-              <w:jc w:val="center"/>
-            </w:pPr>
-            <w:r>
-              <w:t>Монолитная архитектура для интернет-банка</w:t>
-            </w:r>
-          </w:p>
-        </w:tc>
-      </w:tr>
-      <w:tr>
-        <w:tc>
-          <w:tcPr>
-            <w:tcW w:w="704" w:type="dxa"/>
-          </w:tcPr>
-          <w:p>
-            <w:pPr>
-              <w:spacing w:before="240" w:after="240"/>
-            </w:pPr>
-          </w:p>
-        </w:tc>
-        <w:tc>
-          <w:tcPr>
-            <w:tcW w:w="1985" w:type="dxa"/>
-          </w:tcPr>
-          <w:p>
-            <w:pPr>
-              <w:spacing w:before="240" w:after="240"/>
-            </w:pPr>
-            <w:r>
-              <w:t>Описание:</w:t>
-            </w:r>
-          </w:p>
-        </w:tc>
-        <w:tc>
-          <w:tcPr>
-            <w:tcW w:w="7087" w:type="dxa"/>
-          </w:tcPr>
-          <w:p>
-            <w:pPr>
-              <w:spacing w:before="240" w:after="240"/>
-            </w:pPr>
-            <w:r>
-              <w:t xml:space="preserve">Интернет-банк реализован как монолитное приложение без разделения на </w:t>
-            </w:r>
-            <w:proofErr w:type="spellStart"/>
-            <w:r>
-              <w:t>микросервисы</w:t>
-            </w:r>
-            <w:proofErr w:type="spellEnd"/>
-            <w:r>
-              <w:t>.</w:t>
-            </w:r>
-          </w:p>
-        </w:tc>
-      </w:tr>
-      <w:tr>
-        <w:tc>
-          <w:tcPr>
-            <w:tcW w:w="704" w:type="dxa"/>
-          </w:tcPr>
-          <w:p>
-            <w:pPr>
-              <w:spacing w:before="240" w:after="240"/>
-            </w:pPr>
-          </w:p>
-        </w:tc>
-        <w:tc>
-          <w:tcPr>
-            <w:tcW w:w="1985" w:type="dxa"/>
-          </w:tcPr>
-          <w:p>
-            <w:pPr>
-              <w:spacing w:before="240" w:after="240"/>
-            </w:pPr>
-            <w:r>
-              <w:t>Преимущества:</w:t>
-            </w:r>
-          </w:p>
-        </w:tc>
-        <w:tc>
-          <w:tcPr>
-            <w:tcW w:w="7087" w:type="dxa"/>
-          </w:tcPr>
-          <w:p>
-            <w:pPr>
-              <w:spacing w:before="240" w:after="240"/>
-            </w:pPr>
-            <w:r>
-              <w:rPr>
-                <w:lang w:val="ru-RU"/>
-              </w:rPr>
-              <w:t xml:space="preserve">- </w:t>
-            </w:r>
-            <w:r>
-              <w:t>Упрощение разработки на начальном этапе.</w:t>
-            </w:r>
-          </w:p>
-          <w:p>
-            <w:pPr>
-              <w:spacing w:before="240" w:after="240"/>
-              <w:rPr>
-                <w:lang w:val="ru-RU"/>
-              </w:rPr>
-            </w:pPr>
-            <w:r>
-              <w:rPr>
-                <w:lang w:val="ru-RU"/>
-              </w:rPr>
-              <w:t xml:space="preserve">- </w:t>
-            </w:r>
-            <w:r>
-              <w:t xml:space="preserve">Меньше накладных расходов на управление </w:t>
-            </w:r>
-            <w:proofErr w:type="spellStart"/>
-            <w:r>
-              <w:t>микросервисами</w:t>
-            </w:r>
-            <w:proofErr w:type="spellEnd"/>
-            <w:r>
-              <w:t>.</w:t>
-            </w:r>
-          </w:p>
-        </w:tc>
-      </w:tr>
-      <w:tr>
-        <w:tc>
-          <w:tcPr>
-            <w:tcW w:w="704" w:type="dxa"/>
-          </w:tcPr>
-          <w:p>
-            <w:pPr>
-              <w:spacing w:before="240" w:after="240"/>
-            </w:pPr>
-          </w:p>
-        </w:tc>
-        <w:tc>
-          <w:tcPr>
-            <w:tcW w:w="1985" w:type="dxa"/>
-          </w:tcPr>
-          <w:p>
-            <w:pPr>
-              <w:spacing w:before="240" w:after="240"/>
-            </w:pPr>
-            <w:r>
-              <w:t>Недостатки:</w:t>
-            </w:r>
-          </w:p>
-        </w:tc>
-        <w:tc>
-          <w:tcPr>
-            <w:tcW w:w="7087" w:type="dxa"/>
-          </w:tcPr>
-          <w:p>
-            <w:pPr>
-              <w:spacing w:before="240" w:after="240"/>
-            </w:pPr>
-            <w:r>
-              <w:rPr>
-                <w:lang w:val="ru-RU"/>
-              </w:rPr>
-              <w:t xml:space="preserve">- </w:t>
-            </w:r>
-            <w:r>
-              <w:t>Сложность масштабирования и поддержки.</w:t>
-            </w:r>
-          </w:p>
-          <w:p>
-            <w:pPr>
-              <w:spacing w:before="240" w:after="240"/>
-            </w:pPr>
-            <w:r>
-              <w:rPr>
-                <w:lang w:val="ru-RU"/>
-              </w:rPr>
-              <w:t xml:space="preserve">- </w:t>
-            </w:r>
-            <w:r>
-              <w:t>Высокий риск возникновения узких мест (</w:t>
-            </w:r>
-            <w:proofErr w:type="spellStart"/>
-            <w:r>
-              <w:t>bottlenecks</w:t>
-            </w:r>
-            <w:proofErr w:type="spellEnd"/>
-            <w:r>
-              <w:t>).</w:t>
-            </w:r>
-          </w:p>
-          <w:p>
-            <w:pPr>
-              <w:spacing w:before="240" w:after="240"/>
-              <w:rPr>
-                <w:lang w:val="ru-RU"/>
-              </w:rPr>
-            </w:pPr>
-            <w:r>
-              <w:rPr>
-                <w:lang w:val="ru-RU"/>
-              </w:rPr>
-              <w:lastRenderedPageBreak/>
-              <w:t xml:space="preserve">- </w:t>
-            </w:r>
-            <w:r>
-              <w:t>Затруднённое внедрение новых функций.</w:t>
-            </w:r>
-          </w:p>
-        </w:tc>
-      </w:tr>
-      <w:tr>
-        <w:tc>
-          <w:tcPr>
-            <w:tcW w:w="704" w:type="dxa"/>
-          </w:tcPr>
-          <w:p>
-            <w:pPr>
-              <w:spacing w:before="240" w:after="240"/>
-            </w:pPr>
-          </w:p>
-        </w:tc>
-        <w:tc>
-          <w:tcPr>
-            <w:tcW w:w="1985" w:type="dxa"/>
-          </w:tcPr>
-          <w:p>
-            <w:pPr>
-              <w:spacing w:before="240" w:after="240"/>
-            </w:pPr>
-            <w:r>
-              <w:t>Почему отказались:</w:t>
-            </w:r>
-          </w:p>
-        </w:tc>
-        <w:tc>
-          <w:tcPr>
-            <w:tcW w:w="7087" w:type="dxa"/>
-          </w:tcPr>
-          <w:p>
-            <w:pPr>
-              <w:spacing w:before="240" w:after="240"/>
-            </w:pPr>
-            <w:r>
-              <w:t xml:space="preserve">Монолитная архитектура не соответствует требованиям масштабируемости и </w:t>
-            </w:r>
-            <w:proofErr w:type="spellStart"/>
-            <w:r>
-              <w:t>поддерживаемости</w:t>
-            </w:r>
-            <w:proofErr w:type="spellEnd"/>
-            <w:r>
-              <w:t>.</w:t>
-            </w:r>
-          </w:p>
-        </w:tc>
-      </w:tr>
-      <w:tr>
-        <w:tc>
-          <w:tcPr>
-            <w:tcW w:w="704" w:type="dxa"/>
-          </w:tcPr>
-          <w:p>
-            <w:pPr>
-              <w:spacing w:before="240" w:after="240"/>
-              <w:rPr>
-                <w:lang w:val="ru-RU"/>
-              </w:rPr>
-            </w:pPr>
-            <w:r>
-              <w:rPr>
-                <w:lang w:val="ru-RU"/>
-              </w:rPr>
-              <w:t>4</w:t>
-            </w:r>
-          </w:p>
-        </w:tc>
-        <w:tc>
-          <w:tcPr>
-            <w:tcW w:w="9072" w:type="dxa"/>
-            <w:gridSpan w:val="2"/>
-          </w:tcPr>
-          <w:p>
-            <w:pPr>
-              <w:spacing w:before="240" w:after="240"/>
-              <w:jc w:val="center"/>
-            </w:pPr>
-            <w:r>
-              <w:t>Использование другой СУБД для интернет-банка</w:t>
-            </w:r>
-          </w:p>
-        </w:tc>
-      </w:tr>
-      <w:tr>
-        <w:tc>
-          <w:tcPr>
-            <w:tcW w:w="704" w:type="dxa"/>
-          </w:tcPr>
-          <w:p>
-            <w:pPr>
-              <w:spacing w:before="240" w:after="240"/>
-            </w:pPr>
-          </w:p>
-        </w:tc>
-        <w:tc>
-          <w:tcPr>
-            <w:tcW w:w="1985" w:type="dxa"/>
-          </w:tcPr>
-          <w:p>
-            <w:pPr>
-              <w:spacing w:before="240" w:after="240"/>
-            </w:pPr>
-            <w:r>
-              <w:t>Описание:</w:t>
-            </w:r>
-          </w:p>
-        </w:tc>
-        <w:tc>
-          <w:tcPr>
-            <w:tcW w:w="7087" w:type="dxa"/>
-          </w:tcPr>
-          <w:p>
-            <w:pPr>
-              <w:spacing w:before="240" w:after="240"/>
-            </w:pPr>
-            <w:r>
-              <w:t xml:space="preserve">Вместо MS SQL используется другая СУБД (например, </w:t>
-            </w:r>
-            <w:proofErr w:type="spellStart"/>
-            <w:r>
-              <w:t>PostgreSQL</w:t>
-            </w:r>
-            <w:proofErr w:type="spellEnd"/>
-            <w:r>
-              <w:t xml:space="preserve"> или </w:t>
-            </w:r>
-            <w:proofErr w:type="spellStart"/>
-            <w:r>
-              <w:t>MongoDB</w:t>
-            </w:r>
-            <w:proofErr w:type="spellEnd"/>
-            <w:r>
-              <w:t>).</w:t>
-            </w:r>
-          </w:p>
-        </w:tc>
-      </w:tr>
-      <w:tr>
-        <w:tc>
-          <w:tcPr>
-            <w:tcW w:w="704" w:type="dxa"/>
-          </w:tcPr>
-          <w:p>
-            <w:pPr>
-              <w:spacing w:before="240" w:after="240"/>
-            </w:pPr>
-          </w:p>
-        </w:tc>
-        <w:tc>
-          <w:tcPr>
-            <w:tcW w:w="1985" w:type="dxa"/>
-          </w:tcPr>
-          <w:p>
-            <w:pPr>
-              <w:spacing w:before="240" w:after="240"/>
-            </w:pPr>
-            <w:r>
-              <w:t>Преимущества:</w:t>
-            </w:r>
-          </w:p>
-        </w:tc>
-        <w:tc>
-          <w:tcPr>
-            <w:tcW w:w="7087" w:type="dxa"/>
-          </w:tcPr>
-          <w:p>
-            <w:pPr>
-              <w:spacing w:before="240" w:after="240"/>
-            </w:pPr>
-            <w:r>
-              <w:rPr>
-                <w:lang w:val="ru-RU"/>
-              </w:rPr>
-              <w:t xml:space="preserve">- </w:t>
-            </w:r>
-            <w:r>
-              <w:t>Возможность использования более современных технологий.</w:t>
-            </w:r>
-          </w:p>
-          <w:p>
-            <w:pPr>
-              <w:spacing w:before="240" w:after="240"/>
-              <w:rPr>
-                <w:lang w:val="ru-RU"/>
-              </w:rPr>
-            </w:pPr>
-            <w:r>
-              <w:rPr>
-                <w:lang w:val="ru-RU"/>
-              </w:rPr>
-              <w:t xml:space="preserve">- </w:t>
-            </w:r>
-            <w:r>
-              <w:t>Гибкость в выборе решений.</w:t>
-            </w:r>
-          </w:p>
-        </w:tc>
-      </w:tr>
-      <w:tr>
-        <w:tc>
-          <w:tcPr>
-            <w:tcW w:w="704" w:type="dxa"/>
-          </w:tcPr>
-          <w:p>
-            <w:pPr>
-              <w:spacing w:before="240" w:after="240"/>
-            </w:pPr>
-          </w:p>
-        </w:tc>
-        <w:tc>
-          <w:tcPr>
-            <w:tcW w:w="1985" w:type="dxa"/>
-          </w:tcPr>
-          <w:p>
-            <w:pPr>
-              <w:spacing w:before="240" w:after="240"/>
-            </w:pPr>
-            <w:r>
-              <w:t>Недостатки:</w:t>
-            </w:r>
-          </w:p>
-        </w:tc>
-        <w:tc>
-          <w:tcPr>
-            <w:tcW w:w="7087" w:type="dxa"/>
-          </w:tcPr>
-          <w:p>
-            <w:pPr>
-              <w:spacing w:before="240" w:after="240"/>
-            </w:pPr>
-            <w:r>
-              <w:rPr>
-                <w:lang w:val="ru-RU"/>
-              </w:rPr>
-              <w:t xml:space="preserve">- </w:t>
-            </w:r>
-            <w:r>
-              <w:t>Необходимость переобучения сотрудников.</w:t>
-            </w:r>
-          </w:p>
-          <w:p>
-            <w:pPr>
-              <w:spacing w:before="240" w:after="240"/>
-            </w:pPr>
-            <w:r>
-              <w:rPr>
-                <w:lang w:val="ru-RU"/>
-              </w:rPr>
-              <w:t xml:space="preserve">- </w:t>
-            </w:r>
-            <w:r>
-              <w:t>Риск несовместимости с существующими системами.</w:t>
-            </w:r>
-          </w:p>
-          <w:p>
-            <w:pPr>
-              <w:spacing w:before="240" w:after="240"/>
-              <w:rPr>
-                <w:lang w:val="ru-RU"/>
-              </w:rPr>
-            </w:pPr>
-            <w:r>
-              <w:rPr>
-                <w:lang w:val="ru-RU"/>
-              </w:rPr>
-              <w:t xml:space="preserve">- </w:t>
-            </w:r>
-            <w:r>
-              <w:t>Дополнительные затраты на миграцию данных.</w:t>
-            </w:r>
-          </w:p>
-        </w:tc>
-      </w:tr>
-      <w:tr>
-        <w:tc>
-          <w:tcPr>
-            <w:tcW w:w="704" w:type="dxa"/>
-          </w:tcPr>
-          <w:p>
-            <w:pPr>
-              <w:spacing w:before="240" w:after="240"/>
-            </w:pPr>
-          </w:p>
-        </w:tc>
-        <w:tc>
-          <w:tcPr>
-            <w:tcW w:w="1985" w:type="dxa"/>
-          </w:tcPr>
-          <w:p>
-            <w:pPr>
-              <w:spacing w:before="240" w:after="240"/>
-            </w:pPr>
-            <w:r>
-              <w:t>Почему отказались:</w:t>
-            </w:r>
-          </w:p>
-        </w:tc>
-        <w:tc>
-          <w:tcPr>
-            <w:tcW w:w="7087" w:type="dxa"/>
-          </w:tcPr>
-          <w:p>
-            <w:pPr>
-              <w:spacing w:before="240" w:after="240"/>
-            </w:pPr>
-            <w:r>
-              <w:t>Использование MS SQL позволяет минимизировать затраты и риски.</w:t>
+              <w:t>Необходимость интеграции с облачным API.</w:t>
             </w:r>
           </w:p>
         </w:tc>
@@ -4031,7 +3627,7 @@
               <w:t xml:space="preserve">Недостатки: </w:t>
             </w:r>
             <w:r>
-              <w:t>Сложность внедрения промежуточного слоя</w:t>
+              <w:t>Задержка в обновлении данных</w:t>
             </w:r>
           </w:p>
         </w:tc>
@@ -4069,7 +3665,7 @@
               <w:spacing w:before="240" w:after="240"/>
             </w:pPr>
             <w:r>
-              <w:t>Промежуточный слой (сервис заявок на депозиты) добавляет сложность в архитектуру.</w:t>
+              <w:t>Передача файлов через SFTP происходит по расписанию, что может привести к задержке в обновлении данных.</w:t>
             </w:r>
           </w:p>
         </w:tc>
@@ -4092,15 +3688,15 @@
           <w:p>
             <w:pPr>
               <w:spacing w:before="240" w:after="240"/>
-            </w:pPr>
-            <w:r>
               <w:rPr>
                 <w:lang w:val="ru-RU"/>
               </w:rPr>
-              <w:t>Последствия</w:t>
-            </w:r>
-            <w:r>
-              <w:t>:</w:t>
+            </w:pPr>
+            <w:r>
+              <w:rPr>
+                <w:lang w:val="ru-RU"/>
+              </w:rPr>
+              <w:t>Меры:</w:t>
             </w:r>
           </w:p>
         </w:tc>
@@ -4111,32 +3707,15 @@
           <w:p>
             <w:pPr>
               <w:spacing w:before="240" w:after="240"/>
-            </w:pPr>
-            <w:r>
               <w:rPr>
                 <w:lang w:val="ru-RU"/>
               </w:rPr>
-              <w:t xml:space="preserve">- </w:t>
-            </w:r>
-            <w:r>
-              <w:t>Увеличение времени разработки.</w:t>
-            </w:r>
-          </w:p>
-          <w:p>
-            <w:pPr>
-              <w:spacing w:before="240" w:after="240"/>
+            </w:pPr>
+            <w:r>
               <w:rPr>
                 <w:lang w:val="ru-RU"/>
               </w:rPr>
-            </w:pPr>
-            <w:r>
-              <w:rPr>
-                <w:lang w:val="ru-RU"/>
-              </w:rPr>
-              <w:t xml:space="preserve">- </w:t>
-            </w:r>
-            <w:r>
-              <w:t>Необходимость дополнительных ресурсов для поддержки и мониторинга.</w:t>
+              <w:t>Уменьшение интервала передачи файлов (например, каждые 5 минут).</w:t>
             </w:r>
           </w:p>
         </w:tc>
@@ -4178,7 +3757,7 @@
               <w:t xml:space="preserve">Недостатки: </w:t>
             </w:r>
             <w:r>
-              <w:t>Ограничения горизонтального масштабирования интернет-банка</w:t>
+              <w:t>Ограниченная функциональность SFTP</w:t>
             </w:r>
           </w:p>
         </w:tc>
@@ -4216,7 +3795,7 @@
               <w:spacing w:before="240" w:after="240"/>
             </w:pPr>
             <w:r>
-              <w:t>Горизонтальное масштабирование интернет-банка требует значительных ресурсов.</w:t>
+              <w:t>SFTP не поддерживает реальное время обновления данных.</w:t>
             </w:r>
           </w:p>
         </w:tc>
@@ -4244,10 +3823,7 @@
               <w:rPr>
                 <w:lang w:val="ru-RU"/>
               </w:rPr>
-              <w:t>Последствия</w:t>
-            </w:r>
-            <w:r>
-              <w:t>:</w:t>
+              <w:t>Меры:</w:t>
             </w:r>
           </w:p>
         </w:tc>
@@ -4258,33 +3834,61 @@
           <w:p>
             <w:pPr>
               <w:spacing w:before="240" w:after="240"/>
-            </w:pPr>
-            <w:r>
               <w:rPr>
                 <w:lang w:val="ru-RU"/>
               </w:rPr>
-              <w:t xml:space="preserve">- </w:t>
-            </w:r>
-            <w:r>
-              <w:t>Необходимость дополнительных серверов и инфраструктуры.</w:t>
-            </w:r>
-          </w:p>
-          <w:p>
-            <w:pPr>
-              <w:spacing w:before="240" w:after="240"/>
+            </w:pPr>
+            <w:r>
               <w:rPr>
                 <w:lang w:val="ru-RU"/>
               </w:rPr>
-            </w:pPr>
+              <w:t xml:space="preserve">Реализация механизма уведомлений об изменениях в ставках </w:t>
+            </w:r>
             <w:r>
               <w:rPr>
                 <w:lang w:val="ru-RU"/>
               </w:rPr>
-              <w:lastRenderedPageBreak/>
-              <w:t xml:space="preserve">- </w:t>
-            </w:r>
-            <w:r>
-              <w:t>Увеличение затрат на поддержку.</w:t>
+              <w:t>(</w:t>
+            </w:r>
+            <w:proofErr w:type="gramStart"/>
+            <w:r>
+              <w:rPr>
+                <w:lang w:val="ru-RU"/>
+              </w:rPr>
+              <w:t>например</w:t>
+            </w:r>
+            <w:proofErr w:type="gramEnd"/>
+            <w:r>
+              <w:rPr>
+                <w:lang w:val="ru-RU"/>
+              </w:rPr>
+              <w:t xml:space="preserve"> </w:t>
+            </w:r>
+            <w:r>
+              <w:rPr>
+                <w:lang w:val="ru-RU"/>
+              </w:rPr>
+              <w:t xml:space="preserve">через </w:t>
+            </w:r>
+            <w:proofErr w:type="spellStart"/>
+            <w:r>
+              <w:rPr>
+                <w:lang w:val="ru-RU"/>
+              </w:rPr>
+              <w:t>Kafka</w:t>
+            </w:r>
+            <w:proofErr w:type="spellEnd"/>
+            <w:r>
+              <w:rPr>
+                <w:lang w:val="ru-RU"/>
+              </w:rPr>
+              <w:t>)</w:t>
+            </w:r>
+            <w:r>
+              <w:rPr>
+                <w:lang w:val="ru-RU"/>
+              </w:rPr>
+              <w:t>.</w:t>
             </w:r>
           </w:p>
         </w:tc>
@@ -4305,7 +3909,6 @@
               <w:rPr>
                 <w:lang w:val="ru-RU"/>
               </w:rPr>
-              <w:lastRenderedPageBreak/>
               <w:t>3</w:t>
             </w:r>
           </w:p>
@@ -4324,10 +3927,16 @@
               <w:rPr>
                 <w:lang w:val="ru-RU"/>
               </w:rPr>
-              <w:t xml:space="preserve">Ограничения: </w:t>
-            </w:r>
-            <w:r>
-              <w:t>Ограничения АБС</w:t>
+              <w:t>Недостатки</w:t>
+            </w:r>
+            <w:r>
+              <w:rPr>
+                <w:lang w:val="ru-RU"/>
+              </w:rPr>
+              <w:t xml:space="preserve">: </w:t>
+            </w:r>
+            <w:r>
+              <w:t>Риск утечки данных</w:t>
             </w:r>
           </w:p>
         </w:tc>
@@ -4365,7 +3974,7 @@
               <w:spacing w:before="240" w:after="240"/>
             </w:pPr>
             <w:r>
-              <w:t>АБС может масштабироваться только вертикально.</w:t>
+              <w:t>Передача файлов через SFTP требует дополнительных мер безопасности.</w:t>
             </w:r>
           </w:p>
         </w:tc>
@@ -4393,7 +4002,7 @@
               <w:rPr>
                 <w:lang w:val="ru-RU"/>
               </w:rPr>
-              <w:t>Последствия</w:t>
+              <w:t>Меры</w:t>
             </w:r>
             <w:r>
               <w:t>:</w:t>
@@ -4415,7 +4024,7 @@
               <w:t xml:space="preserve">- </w:t>
             </w:r>
             <w:r>
-              <w:t>Ограниченная производительность при увеличении числа клиентов.</w:t>
+              <w:t>Шифрование файлов перед передачей через SFTP.</w:t>
             </w:r>
           </w:p>
           <w:p>
@@ -4432,643 +4041,7 @@
               <w:t xml:space="preserve">- </w:t>
             </w:r>
             <w:r>
-              <w:t>Высокая стоимость масштабирования (увеличение ресурсов серверов).</w:t>
-            </w:r>
-          </w:p>
-        </w:tc>
-      </w:tr>
-      <w:tr>
-        <w:tc>
-          <w:tcPr>
-            <w:tcW w:w="704" w:type="dxa"/>
-          </w:tcPr>
-          <w:p>
-            <w:pPr>
-              <w:spacing w:before="240" w:after="240"/>
-              <w:rPr>
-                <w:lang w:val="ru-RU"/>
-              </w:rPr>
-            </w:pPr>
-            <w:r>
-              <w:rPr>
-                <w:lang w:val="ru-RU"/>
-              </w:rPr>
-              <w:t>4</w:t>
-            </w:r>
-          </w:p>
-        </w:tc>
-        <w:tc>
-          <w:tcPr>
-            <w:tcW w:w="9072" w:type="dxa"/>
-            <w:gridSpan w:val="2"/>
-          </w:tcPr>
-          <w:p>
-            <w:pPr>
-              <w:spacing w:before="240" w:after="240"/>
-              <w:jc w:val="center"/>
-            </w:pPr>
-            <w:r>
-              <w:rPr>
-                <w:lang w:val="ru-RU"/>
-              </w:rPr>
-              <w:t xml:space="preserve">Ограничения: </w:t>
-            </w:r>
-            <w:r>
-              <w:t>Ограничения текущих технологий</w:t>
-            </w:r>
-          </w:p>
-        </w:tc>
-      </w:tr>
-      <w:tr>
-        <w:tc>
-          <w:tcPr>
-            <w:tcW w:w="704" w:type="dxa"/>
-          </w:tcPr>
-          <w:p>
-            <w:pPr>
-              <w:spacing w:before="240" w:after="240"/>
-            </w:pPr>
-          </w:p>
-        </w:tc>
-        <w:tc>
-          <w:tcPr>
-            <w:tcW w:w="1985" w:type="dxa"/>
-          </w:tcPr>
-          <w:p>
-            <w:pPr>
-              <w:spacing w:before="240" w:after="240"/>
-            </w:pPr>
-            <w:r>
-              <w:t>Описание:</w:t>
-            </w:r>
-          </w:p>
-        </w:tc>
-        <w:tc>
-          <w:tcPr>
-            <w:tcW w:w="7087" w:type="dxa"/>
-          </w:tcPr>
-          <w:p>
-            <w:pPr>
-              <w:spacing w:before="240" w:after="240"/>
-            </w:pPr>
-            <w:r>
-              <w:t xml:space="preserve">Использование существующих технологий (MS SQL, </w:t>
-            </w:r>
-            <w:proofErr w:type="spellStart"/>
-            <w:r>
-              <w:t>Oracle</w:t>
-            </w:r>
-            <w:proofErr w:type="spellEnd"/>
-            <w:r>
-              <w:t>) ограничивает выбор решений.</w:t>
-            </w:r>
-          </w:p>
-        </w:tc>
-      </w:tr>
-      <w:tr>
-        <w:tc>
-          <w:tcPr>
-            <w:tcW w:w="704" w:type="dxa"/>
-          </w:tcPr>
-          <w:p>
-            <w:pPr>
-              <w:spacing w:before="240" w:after="240"/>
-            </w:pPr>
-          </w:p>
-        </w:tc>
-        <w:tc>
-          <w:tcPr>
-            <w:tcW w:w="1985" w:type="dxa"/>
-          </w:tcPr>
-          <w:p>
-            <w:pPr>
-              <w:spacing w:before="240" w:after="240"/>
-            </w:pPr>
-            <w:r>
-              <w:rPr>
-                <w:lang w:val="ru-RU"/>
-              </w:rPr>
-              <w:t>Последствия</w:t>
-            </w:r>
-            <w:r>
-              <w:t>:</w:t>
-            </w:r>
-          </w:p>
-        </w:tc>
-        <w:tc>
-          <w:tcPr>
-            <w:tcW w:w="7087" w:type="dxa"/>
-          </w:tcPr>
-          <w:p>
-            <w:pPr>
-              <w:spacing w:before="240" w:after="240"/>
-            </w:pPr>
-            <w:r>
-              <w:rPr>
-                <w:lang w:val="ru-RU"/>
-              </w:rPr>
-              <w:t xml:space="preserve">- </w:t>
-            </w:r>
-            <w:r>
-              <w:t>Необходимость работы с устаревшими технологиями.</w:t>
-            </w:r>
-          </w:p>
-          <w:p>
-            <w:pPr>
-              <w:spacing w:before="240" w:after="240"/>
-              <w:rPr>
-                <w:lang w:val="ru-RU"/>
-              </w:rPr>
-            </w:pPr>
-            <w:r>
-              <w:rPr>
-                <w:lang w:val="ru-RU"/>
-              </w:rPr>
-              <w:t xml:space="preserve">- </w:t>
-            </w:r>
-            <w:r>
-              <w:t>Ограниченная гибкость в выборе решений.</w:t>
-            </w:r>
-          </w:p>
-        </w:tc>
-      </w:tr>
-      <w:tr>
-        <w:tc>
-          <w:tcPr>
-            <w:tcW w:w="704" w:type="dxa"/>
-          </w:tcPr>
-          <w:p>
-            <w:pPr>
-              <w:spacing w:before="240" w:after="240"/>
-              <w:rPr>
-                <w:lang w:val="ru-RU"/>
-              </w:rPr>
-            </w:pPr>
-            <w:r>
-              <w:rPr>
-                <w:lang w:val="ru-RU"/>
-              </w:rPr>
-              <w:t>5</w:t>
-            </w:r>
-          </w:p>
-        </w:tc>
-        <w:tc>
-          <w:tcPr>
-            <w:tcW w:w="9072" w:type="dxa"/>
-            <w:gridSpan w:val="2"/>
-          </w:tcPr>
-          <w:p>
-            <w:pPr>
-              <w:spacing w:before="240" w:after="240"/>
-              <w:jc w:val="center"/>
-            </w:pPr>
-            <w:r>
-              <w:rPr>
-                <w:lang w:val="ru-RU"/>
-              </w:rPr>
-              <w:t xml:space="preserve">Риски: </w:t>
-            </w:r>
-            <w:r>
-              <w:t>Риск перегрузки АБС</w:t>
-            </w:r>
-          </w:p>
-        </w:tc>
-      </w:tr>
-      <w:tr>
-        <w:tc>
-          <w:tcPr>
-            <w:tcW w:w="704" w:type="dxa"/>
-          </w:tcPr>
-          <w:p>
-            <w:pPr>
-              <w:spacing w:before="240" w:after="240"/>
-            </w:pPr>
-          </w:p>
-        </w:tc>
-        <w:tc>
-          <w:tcPr>
-            <w:tcW w:w="1985" w:type="dxa"/>
-          </w:tcPr>
-          <w:p>
-            <w:pPr>
-              <w:spacing w:before="240" w:after="240"/>
-            </w:pPr>
-            <w:r>
-              <w:t>Описание:</w:t>
-            </w:r>
-          </w:p>
-        </w:tc>
-        <w:tc>
-          <w:tcPr>
-            <w:tcW w:w="7087" w:type="dxa"/>
-          </w:tcPr>
-          <w:p>
-            <w:pPr>
-              <w:spacing w:before="240" w:after="240"/>
-            </w:pPr>
-            <w:r>
-              <w:t>Даже с промежуточным слоем АБС может не справиться с увеличением числа заявок.</w:t>
-            </w:r>
-          </w:p>
-        </w:tc>
-      </w:tr>
-      <w:tr>
-        <w:tc>
-          <w:tcPr>
-            <w:tcW w:w="704" w:type="dxa"/>
-          </w:tcPr>
-          <w:p>
-            <w:pPr>
-              <w:spacing w:before="240" w:after="240"/>
-            </w:pPr>
-          </w:p>
-        </w:tc>
-        <w:tc>
-          <w:tcPr>
-            <w:tcW w:w="1985" w:type="dxa"/>
-          </w:tcPr>
-          <w:p>
-            <w:pPr>
-              <w:spacing w:before="240" w:after="240"/>
-            </w:pPr>
-            <w:r>
-              <w:rPr>
-                <w:lang w:val="ru-RU"/>
-              </w:rPr>
-              <w:t>Последствия</w:t>
-            </w:r>
-            <w:r>
-              <w:t>:</w:t>
-            </w:r>
-          </w:p>
-        </w:tc>
-        <w:tc>
-          <w:tcPr>
-            <w:tcW w:w="7087" w:type="dxa"/>
-          </w:tcPr>
-          <w:p>
-            <w:pPr>
-              <w:spacing w:before="240" w:after="240"/>
-            </w:pPr>
-            <w:r>
-              <w:rPr>
-                <w:lang w:val="ru-RU"/>
-              </w:rPr>
-              <w:t xml:space="preserve">- </w:t>
-            </w:r>
-            <w:r>
-              <w:t>Снижение производительности системы.</w:t>
-            </w:r>
-          </w:p>
-          <w:p>
-            <w:pPr>
-              <w:spacing w:before="240" w:after="240"/>
-              <w:rPr>
-                <w:lang w:val="ru-RU"/>
-              </w:rPr>
-            </w:pPr>
-            <w:r>
-              <w:rPr>
-                <w:lang w:val="ru-RU"/>
-              </w:rPr>
-              <w:t xml:space="preserve">- </w:t>
-            </w:r>
-            <w:r>
-              <w:t>Ограниченная гибкость в выборе решений.</w:t>
-            </w:r>
-          </w:p>
-        </w:tc>
-      </w:tr>
-      <w:tr>
-        <w:tc>
-          <w:tcPr>
-            <w:tcW w:w="704" w:type="dxa"/>
-          </w:tcPr>
-          <w:p>
-            <w:pPr>
-              <w:spacing w:before="240" w:after="240"/>
-            </w:pPr>
-          </w:p>
-        </w:tc>
-        <w:tc>
-          <w:tcPr>
-            <w:tcW w:w="1985" w:type="dxa"/>
-          </w:tcPr>
-          <w:p>
-            <w:pPr>
-              <w:spacing w:before="240" w:after="240"/>
-              <w:rPr>
-                <w:lang w:val="ru-RU"/>
-              </w:rPr>
-            </w:pPr>
-            <w:r>
-              <w:rPr>
-                <w:lang w:val="ru-RU"/>
-              </w:rPr>
-              <w:t>Меры:</w:t>
-            </w:r>
-          </w:p>
-        </w:tc>
-        <w:tc>
-          <w:tcPr>
-            <w:tcW w:w="7087" w:type="dxa"/>
-          </w:tcPr>
-          <w:p>
-            <w:pPr>
-              <w:spacing w:before="240" w:after="240"/>
-              <w:rPr>
-                <w:lang w:val="ru-RU"/>
-              </w:rPr>
-            </w:pPr>
-            <w:r>
-              <w:rPr>
-                <w:lang w:val="ru-RU"/>
-              </w:rPr>
-              <w:t xml:space="preserve">- </w:t>
-            </w:r>
-            <w:r>
-              <w:rPr>
-                <w:lang w:val="ru-RU"/>
-              </w:rPr>
-              <w:t>Оптимизация запросов к АБС.</w:t>
-            </w:r>
-          </w:p>
-          <w:p>
-            <w:pPr>
-              <w:spacing w:before="240" w:after="240"/>
-              <w:rPr>
-                <w:lang w:val="ru-RU"/>
-              </w:rPr>
-            </w:pPr>
-            <w:r>
-              <w:rPr>
-                <w:lang w:val="ru-RU"/>
-              </w:rPr>
-              <w:t xml:space="preserve">- </w:t>
-            </w:r>
-            <w:r>
-              <w:rPr>
-                <w:lang w:val="ru-RU"/>
-              </w:rPr>
-              <w:t>Внедрение механизмов ограничения нагрузки (</w:t>
-            </w:r>
-            <w:proofErr w:type="spellStart"/>
-            <w:r>
-              <w:rPr>
-                <w:lang w:val="ru-RU"/>
-              </w:rPr>
-              <w:t>rate</w:t>
-            </w:r>
-            <w:proofErr w:type="spellEnd"/>
-            <w:r>
-              <w:rPr>
-                <w:lang w:val="ru-RU"/>
-              </w:rPr>
-              <w:t xml:space="preserve"> </w:t>
-            </w:r>
-            <w:proofErr w:type="spellStart"/>
-            <w:r>
-              <w:rPr>
-                <w:lang w:val="ru-RU"/>
-              </w:rPr>
-              <w:t>limiting</w:t>
-            </w:r>
-            <w:proofErr w:type="spellEnd"/>
-            <w:r>
-              <w:rPr>
-                <w:lang w:val="ru-RU"/>
-              </w:rPr>
-              <w:t>).</w:t>
-            </w:r>
-          </w:p>
-        </w:tc>
-      </w:tr>
-      <w:tr>
-        <w:tc>
-          <w:tcPr>
-            <w:tcW w:w="704" w:type="dxa"/>
-          </w:tcPr>
-          <w:p>
-            <w:pPr>
-              <w:spacing w:before="240" w:after="240"/>
-              <w:rPr>
-                <w:lang w:val="ru-RU"/>
-              </w:rPr>
-            </w:pPr>
-            <w:r>
-              <w:rPr>
-                <w:lang w:val="ru-RU"/>
-              </w:rPr>
-              <w:t>6</w:t>
-            </w:r>
-          </w:p>
-        </w:tc>
-        <w:tc>
-          <w:tcPr>
-            <w:tcW w:w="9072" w:type="dxa"/>
-            <w:gridSpan w:val="2"/>
-          </w:tcPr>
-          <w:p>
-            <w:pPr>
-              <w:spacing w:before="240" w:after="240"/>
-              <w:jc w:val="center"/>
-            </w:pPr>
-            <w:r>
-              <w:rPr>
-                <w:lang w:val="ru-RU"/>
-              </w:rPr>
-              <w:t>Риски</w:t>
-            </w:r>
-            <w:r>
-              <w:rPr>
-                <w:lang w:val="ru-RU"/>
-              </w:rPr>
-              <w:t xml:space="preserve">: </w:t>
-            </w:r>
-            <w:r>
-              <w:t>Риск задержек в разработке</w:t>
-            </w:r>
-          </w:p>
-        </w:tc>
-      </w:tr>
-      <w:tr>
-        <w:tc>
-          <w:tcPr>
-            <w:tcW w:w="704" w:type="dxa"/>
-          </w:tcPr>
-          <w:p>
-            <w:pPr>
-              <w:spacing w:before="240" w:after="240"/>
-            </w:pPr>
-          </w:p>
-        </w:tc>
-        <w:tc>
-          <w:tcPr>
-            <w:tcW w:w="1985" w:type="dxa"/>
-          </w:tcPr>
-          <w:p>
-            <w:pPr>
-              <w:spacing w:before="240" w:after="240"/>
-            </w:pPr>
-            <w:r>
-              <w:t>Описание:</w:t>
-            </w:r>
-          </w:p>
-        </w:tc>
-        <w:tc>
-          <w:tcPr>
-            <w:tcW w:w="7087" w:type="dxa"/>
-          </w:tcPr>
-          <w:p>
-            <w:pPr>
-              <w:spacing w:before="240" w:after="240"/>
-            </w:pPr>
-            <w:r>
-              <w:t>Сложность архитектуры и необходимость интеграции с существующими системами могут привести к задержкам в разработке.</w:t>
-            </w:r>
-          </w:p>
-        </w:tc>
-      </w:tr>
-      <w:tr>
-        <w:tc>
-          <w:tcPr>
-            <w:tcW w:w="704" w:type="dxa"/>
-          </w:tcPr>
-          <w:p>
-            <w:pPr>
-              <w:spacing w:before="240" w:after="240"/>
-            </w:pPr>
-          </w:p>
-        </w:tc>
-        <w:tc>
-          <w:tcPr>
-            <w:tcW w:w="1985" w:type="dxa"/>
-          </w:tcPr>
-          <w:p>
-            <w:pPr>
-              <w:spacing w:before="240" w:after="240"/>
-            </w:pPr>
-            <w:r>
-              <w:rPr>
-                <w:lang w:val="ru-RU"/>
-              </w:rPr>
-              <w:t>Последствия</w:t>
-            </w:r>
-            <w:r>
-              <w:t>:</w:t>
-            </w:r>
-          </w:p>
-        </w:tc>
-        <w:tc>
-          <w:tcPr>
-            <w:tcW w:w="7087" w:type="dxa"/>
-          </w:tcPr>
-          <w:p>
-            <w:pPr>
-              <w:spacing w:before="240" w:after="240"/>
-            </w:pPr>
-            <w:r>
-              <w:rPr>
-                <w:lang w:val="ru-RU"/>
-              </w:rPr>
-              <w:t xml:space="preserve">- </w:t>
-            </w:r>
-            <w:r>
-              <w:t>Срыв сроков реализации проекта.</w:t>
-            </w:r>
-          </w:p>
-          <w:p>
-            <w:pPr>
-              <w:spacing w:before="240" w:after="240"/>
-              <w:rPr>
-                <w:lang w:val="ru-RU"/>
-              </w:rPr>
-            </w:pPr>
-            <w:r>
-              <w:rPr>
-                <w:lang w:val="ru-RU"/>
-              </w:rPr>
-              <w:lastRenderedPageBreak/>
-              <w:t xml:space="preserve">- </w:t>
-            </w:r>
-            <w:r>
-              <w:t>Увеличение затрат на разработку.</w:t>
-            </w:r>
-          </w:p>
-        </w:tc>
-      </w:tr>
-      <w:tr>
-        <w:tc>
-          <w:tcPr>
-            <w:tcW w:w="704" w:type="dxa"/>
-          </w:tcPr>
-          <w:p>
-            <w:pPr>
-              <w:spacing w:before="240" w:after="240"/>
-            </w:pPr>
-          </w:p>
-        </w:tc>
-        <w:tc>
-          <w:tcPr>
-            <w:tcW w:w="1985" w:type="dxa"/>
-          </w:tcPr>
-          <w:p>
-            <w:pPr>
-              <w:spacing w:before="240" w:after="240"/>
-              <w:rPr>
-                <w:lang w:val="ru-RU"/>
-              </w:rPr>
-            </w:pPr>
-            <w:r>
-              <w:rPr>
-                <w:lang w:val="ru-RU"/>
-              </w:rPr>
-              <w:t>Меры:</w:t>
-            </w:r>
-          </w:p>
-        </w:tc>
-        <w:tc>
-          <w:tcPr>
-            <w:tcW w:w="7087" w:type="dxa"/>
-          </w:tcPr>
-          <w:p>
-            <w:pPr>
-              <w:spacing w:before="240" w:after="240"/>
-              <w:rPr>
-                <w:lang w:val="ru-RU"/>
-              </w:rPr>
-            </w:pPr>
-            <w:r>
-              <w:rPr>
-                <w:lang w:val="ru-RU"/>
-              </w:rPr>
-              <w:t xml:space="preserve">- </w:t>
-            </w:r>
-            <w:r>
-              <w:rPr>
-                <w:lang w:val="ru-RU"/>
-              </w:rPr>
-              <w:t>Чёткое планирование и управление проектом.</w:t>
-            </w:r>
-          </w:p>
-          <w:p>
-            <w:pPr>
-              <w:spacing w:before="240" w:after="240"/>
-              <w:rPr>
-                <w:lang w:val="ru-RU"/>
-              </w:rPr>
-            </w:pPr>
-            <w:r>
-              <w:rPr>
-                <w:lang w:val="ru-RU"/>
-              </w:rPr>
-              <w:t xml:space="preserve">- </w:t>
-            </w:r>
-            <w:r>
-              <w:rPr>
-                <w:lang w:val="ru-RU"/>
-              </w:rPr>
-              <w:t>Регулярный мониторинг прогресса и корректировка планов.</w:t>
+              <w:t>Регулярный аудит системы безопасности.</w:t>
             </w:r>
           </w:p>
         </w:tc>
@@ -5089,6 +4062,56 @@
     </w:sectPr>
   </w:body>
 </w:document>
+</file>
+
+<file path=word/endnotes.xml><?xml version="1.0" encoding="utf-8"?>
+<w:endnotes xmlns:wpc="http://schemas.microsoft.com/office/word/2010/wordprocessingCanvas" xmlns:cx="http://schemas.microsoft.com/office/drawing/2014/chartex" xmlns:cx1="http://schemas.microsoft.com/office/drawing/2015/9/8/chartex" xmlns:cx2="http://schemas.microsoft.com/office/drawing/2015/10/21/chartex" xmlns:cx3="http://schemas.microsoft.com/office/drawing/2016/5/9/chartex" xmlns:cx4="http://schemas.microsoft.com/office/drawing/2016/5/10/chartex" xmlns:cx5="http://schemas.microsoft.com/office/drawing/2016/5/11/chartex" xmlns:cx6="http://schemas.microsoft.com/office/drawing/2016/5/12/chartex" xmlns:cx7="http://schemas.microsoft.com/office/drawing/2016/5/13/chartex" xmlns:cx8="http://schemas.microsoft.com/office/drawing/2016/5/14/chartex" xmlns:mc="http://schemas.openxmlformats.org/markup-compatibility/2006" xmlns:aink="http://schemas.microsoft.com/office/drawing/2016/ink" xmlns:am3d="http://schemas.microsoft.com/office/drawing/2017/model3d" xmlns:o="urn:schemas-microsoft-com:office:office" xmlns:r="http://schemas.openxmlformats.org/officeDocument/2006/relationships" xmlns:m="http://schemas.openxmlformats.org/officeDocument/2006/math" xmlns:v="urn:schemas-microsoft-com:vml" xmlns:wp14="http://schemas.microsoft.com/office/word/2010/wordprocessingDrawing" xmlns:wp="http://schemas.openxmlformats.org/drawingml/2006/wordprocessingDrawing" xmlns:w10="urn:schemas-microsoft-com:office:word" xmlns:w="http://schemas.openxmlformats.org/wordprocessingml/2006/main" xmlns:w14="http://schemas.microsoft.com/office/word/2010/wordml" xmlns:w15="http://schemas.microsoft.com/office/word/2012/wordml" xmlns:w16cid="http://schemas.microsoft.com/office/word/2016/wordml/cid" xmlns:w16se="http://schemas.microsoft.com/office/word/2015/wordml/symex" xmlns:wpg="http://schemas.microsoft.com/office/word/2010/wordprocessingGroup" xmlns:wpi="http://schemas.microsoft.com/office/word/2010/wordprocessingInk" xmlns:wne="http://schemas.microsoft.com/office/word/2006/wordml" xmlns:wps="http://schemas.microsoft.com/office/word/2010/wordprocessingShape" mc:Ignorable="w14 w15 w16se w16cid wp14">
+  <w:endnote w:type="separator" w:id="-1">
+    <w:p>
+      <w:pPr>
+        <w:spacing w:line="240" w:lineRule="auto"/>
+      </w:pPr>
+      <w:r>
+        <w:separator/>
+      </w:r>
+    </w:p>
+  </w:endnote>
+  <w:endnote w:type="continuationSeparator" w:id="0">
+    <w:p>
+      <w:pPr>
+        <w:spacing w:line="240" w:lineRule="auto"/>
+      </w:pPr>
+      <w:r>
+        <w:continuationSeparator/>
+      </w:r>
+    </w:p>
+  </w:endnote>
+</w:endnotes>
+</file>
+
+<file path=word/footnotes.xml><?xml version="1.0" encoding="utf-8"?>
+<w:footnotes xmlns:wpc="http://schemas.microsoft.com/office/word/2010/wordprocessingCanvas" xmlns:cx="http://schemas.microsoft.com/office/drawing/2014/chartex" xmlns:cx1="http://schemas.microsoft.com/office/drawing/2015/9/8/chartex" xmlns:cx2="http://schemas.microsoft.com/office/drawing/2015/10/21/chartex" xmlns:cx3="http://schemas.microsoft.com/office/drawing/2016/5/9/chartex" xmlns:cx4="http://schemas.microsoft.com/office/drawing/2016/5/10/chartex" xmlns:cx5="http://schemas.microsoft.com/office/drawing/2016/5/11/chartex" xmlns:cx6="http://schemas.microsoft.com/office/drawing/2016/5/12/chartex" xmlns:cx7="http://schemas.microsoft.com/office/drawing/2016/5/13/chartex" xmlns:cx8="http://schemas.microsoft.com/office/drawing/2016/5/14/chartex" xmlns:mc="http://schemas.openxmlformats.org/markup-compatibility/2006" xmlns:aink="http://schemas.microsoft.com/office/drawing/2016/ink" xmlns:am3d="http://schemas.microsoft.com/office/drawing/2017/model3d" xmlns:o="urn:schemas-microsoft-com:office:office" xmlns:r="http://schemas.openxmlformats.org/officeDocument/2006/relationships" xmlns:m="http://schemas.openxmlformats.org/officeDocument/2006/math" xmlns:v="urn:schemas-microsoft-com:vml" xmlns:wp14="http://schemas.microsoft.com/office/word/2010/wordprocessingDrawing" xmlns:wp="http://schemas.openxmlformats.org/drawingml/2006/wordprocessingDrawing" xmlns:w10="urn:schemas-microsoft-com:office:word" xmlns:w="http://schemas.openxmlformats.org/wordprocessingml/2006/main" xmlns:w14="http://schemas.microsoft.com/office/word/2010/wordml" xmlns:w15="http://schemas.microsoft.com/office/word/2012/wordml" xmlns:w16cid="http://schemas.microsoft.com/office/word/2016/wordml/cid" xmlns:w16se="http://schemas.microsoft.com/office/word/2015/wordml/symex" xmlns:wpg="http://schemas.microsoft.com/office/word/2010/wordprocessingGroup" xmlns:wpi="http://schemas.microsoft.com/office/word/2010/wordprocessingInk" xmlns:wne="http://schemas.microsoft.com/office/word/2006/wordml" xmlns:wps="http://schemas.microsoft.com/office/word/2010/wordprocessingShape" mc:Ignorable="w14 w15 w16se w16cid wp14">
+  <w:footnote w:type="separator" w:id="-1">
+    <w:p>
+      <w:pPr>
+        <w:spacing w:line="240" w:lineRule="auto"/>
+      </w:pPr>
+      <w:r>
+        <w:separator/>
+      </w:r>
+    </w:p>
+  </w:footnote>
+  <w:footnote w:type="continuationSeparator" w:id="0">
+    <w:p>
+      <w:pPr>
+        <w:spacing w:line="240" w:lineRule="auto"/>
+      </w:pPr>
+      <w:r>
+        <w:continuationSeparator/>
+      </w:r>
+    </w:p>
+  </w:footnote>
+</w:footnotes>
 </file>
 
 <file path=word/styles.xml><?xml version="1.0" encoding="utf-8"?>
@@ -5603,6 +4626,7 @@
   <w:style w:type="character" w:default="1" w:styleId="a0">
     <w:name w:val="Default Paragraph Font"/>
     <w:uiPriority w:val="1"/>
+    <w:semiHidden/>
     <w:unhideWhenUsed/>
   </w:style>
   <w:style w:type="table" w:default="1" w:styleId="a1">
@@ -5725,6 +4749,50 @@
         <w:insideV w:val="single" w:sz="4" w:space="0" w:color="auto"/>
       </w:tblBorders>
     </w:tblPr>
+  </w:style>
+  <w:style w:type="paragraph" w:styleId="a9">
+    <w:name w:val="header"/>
+    <w:basedOn w:val="a"/>
+    <w:link w:val="aa"/>
+    <w:uiPriority w:val="99"/>
+    <w:unhideWhenUsed/>
+    <w:rsid w:val="00DC1F08"/>
+    <w:pPr>
+      <w:tabs>
+        <w:tab w:val="center" w:pos="4677"/>
+        <w:tab w:val="right" w:pos="9355"/>
+      </w:tabs>
+      <w:spacing w:line="240" w:lineRule="auto"/>
+    </w:pPr>
+  </w:style>
+  <w:style w:type="character" w:customStyle="1" w:styleId="aa">
+    <w:name w:val="Верхний колонтитул Знак"/>
+    <w:basedOn w:val="a0"/>
+    <w:link w:val="a9"/>
+    <w:uiPriority w:val="99"/>
+    <w:rsid w:val="00DC1F08"/>
+  </w:style>
+  <w:style w:type="paragraph" w:styleId="ab">
+    <w:name w:val="footer"/>
+    <w:basedOn w:val="a"/>
+    <w:link w:val="ac"/>
+    <w:uiPriority w:val="99"/>
+    <w:unhideWhenUsed/>
+    <w:rsid w:val="00DC1F08"/>
+    <w:pPr>
+      <w:tabs>
+        <w:tab w:val="center" w:pos="4677"/>
+        <w:tab w:val="right" w:pos="9355"/>
+      </w:tabs>
+      <w:spacing w:line="240" w:lineRule="auto"/>
+    </w:pPr>
+  </w:style>
+  <w:style w:type="character" w:customStyle="1" w:styleId="ac">
+    <w:name w:val="Нижний колонтитул Знак"/>
+    <w:basedOn w:val="a0"/>
+    <w:link w:val="ab"/>
+    <w:uiPriority w:val="99"/>
+    <w:rsid w:val="00DC1F08"/>
   </w:style>
 </w:styles>
 </file>
